--- a/00-首页/题组Word/第一轮习题集/结构化学/原子结构练习题组-教师版.docx
+++ b/00-首页/题组Word/第一轮习题集/结构化学/原子结构练习题组-教师版.docx
@@ -3966,15 +3966,31 @@
         <w:rPr>
           <w:rFonts w:ascii="Times New Roman" w:hAnsi="Times New Roman" w:eastAsia="Times New Roman" w:cs="Times New Roman"/>
         </w:rPr>
-        <w:t>&lt; Be 2s</w:t>
-      </w:r>
-      <w:r>
-        <w:rPr>
-          <w:rFonts w:ascii="Times New Roman" w:hAnsi="Times New Roman" w:eastAsia="Times New Roman" w:cs="Times New Roman"/>
-          <w:vertAlign w:val="superscript"/>
-        </w:rPr>
-        <w:t>2</w:t>
-      </w:r>
+        <w:t xml:space="preserve">&lt; Be</w:t>
+      </w:r>
+      <w:r>
+        <w:rPr>
+          <w:rFonts w:ascii="Times New Roman" w:hAnsi="Times New Roman" w:eastAsia="Times New Roman" w:cs="Times New Roman"/>
+        </w:rPr>
+        <w:t xml:space="preserve"> </w:t>
+      </w:r>
+      <m:oMath>
+        <m:r>
+          <m:t>2</m:t>
+        </m:r>
+        <m:sSup>
+          <m:e>
+            <m:r>
+              <m:t>s</m:t>
+            </m:r>
+          </m:e>
+          <m:sup>
+            <m:r>
+              <m:t>2</m:t>
+            </m:r>
+          </m:sup>
+        </m:sSup>
+      </m:oMath>
     </w:p>
     <w:p>
       <w:pPr>
@@ -8332,13 +8348,10 @@
           </m:e>
           <m:sup>
             <m:r>
-              <m:t>6</m:t>
+              <m:t>64</m:t>
             </m:r>
           </m:sup>
         </m:sSup>
-        <m:r>
-          <m:t>4</m:t>
-        </m:r>
         <m:sSup>
           <m:e>
             <m:r>
@@ -10776,20 +10789,26 @@
               <w:pStyle w:val="Compact"/>
               <w:jc w:val="center"/>
             </w:pPr>
+            <m:oMath>
+              <m:sSub>
+                <m:e>
+                  <m:r>
+                    <m:t>I</m:t>
+                  </m:r>
+                </m:e>
+                <m:sub>
+                  <m:r>
+                    <m:t>1</m:t>
+                  </m:r>
+                </m:sub>
+              </m:sSub>
+            </m:oMath>
             <w:r>
               <w:rPr>
                 <w:rFonts w:ascii="Times New Roman" w:hAnsi="Times New Roman" w:eastAsia="Times New Roman" w:cs="Times New Roman"/>
                 <w:b/>
               </w:rPr>
-              <w:t>I</w:t>
-            </w:r>
-            <w:r>
-              <w:rPr>
-                <w:rFonts w:ascii="Times New Roman" w:hAnsi="Times New Roman" w:eastAsia="Times New Roman" w:cs="Times New Roman"/>
-                <w:b/>
-                <w:vertAlign w:val="subscript"/>
-              </w:rPr>
-              <w:t>1</w:t>
+              <w:t xml:space="preserve">​</w:t>
             </w:r>
           </w:p>
         </w:tc>
@@ -10800,20 +10819,26 @@
               <w:pStyle w:val="Compact"/>
               <w:jc w:val="center"/>
             </w:pPr>
+            <m:oMath>
+              <m:sSub>
+                <m:e>
+                  <m:r>
+                    <m:t>I</m:t>
+                  </m:r>
+                </m:e>
+                <m:sub>
+                  <m:r>
+                    <m:t>2</m:t>
+                  </m:r>
+                </m:sub>
+              </m:sSub>
+            </m:oMath>
             <w:r>
               <w:rPr>
                 <w:rFonts w:ascii="Times New Roman" w:hAnsi="Times New Roman" w:eastAsia="Times New Roman" w:cs="Times New Roman"/>
                 <w:b/>
               </w:rPr>
-              <w:t>I</w:t>
-            </w:r>
-            <w:r>
-              <w:rPr>
-                <w:rFonts w:ascii="Times New Roman" w:hAnsi="Times New Roman" w:eastAsia="Times New Roman" w:cs="Times New Roman"/>
-                <w:b/>
-                <w:vertAlign w:val="subscript"/>
-              </w:rPr>
-              <w:t>2</w:t>
+              <w:t xml:space="preserve">​</w:t>
             </w:r>
           </w:p>
         </w:tc>
@@ -10824,20 +10849,26 @@
               <w:pStyle w:val="Compact"/>
               <w:jc w:val="center"/>
             </w:pPr>
+            <m:oMath>
+              <m:sSub>
+                <m:e>
+                  <m:r>
+                    <m:t>I</m:t>
+                  </m:r>
+                </m:e>
+                <m:sub>
+                  <m:r>
+                    <m:t>3</m:t>
+                  </m:r>
+                </m:sub>
+              </m:sSub>
+            </m:oMath>
             <w:r>
               <w:rPr>
                 <w:rFonts w:ascii="Times New Roman" w:hAnsi="Times New Roman" w:eastAsia="Times New Roman" w:cs="Times New Roman"/>
                 <w:b/>
               </w:rPr>
-              <w:t>I</w:t>
-            </w:r>
-            <w:r>
-              <w:rPr>
-                <w:rFonts w:ascii="Times New Roman" w:hAnsi="Times New Roman" w:eastAsia="Times New Roman" w:cs="Times New Roman"/>
-                <w:b/>
-                <w:vertAlign w:val="subscript"/>
-              </w:rPr>
-              <w:t>3</w:t>
+              <w:t xml:space="preserve">​</w:t>
             </w:r>
           </w:p>
         </w:tc>
@@ -10848,20 +10879,26 @@
               <w:pStyle w:val="Compact"/>
               <w:jc w:val="center"/>
             </w:pPr>
+            <m:oMath>
+              <m:sSub>
+                <m:e>
+                  <m:r>
+                    <m:t>I</m:t>
+                  </m:r>
+                </m:e>
+                <m:sub>
+                  <m:r>
+                    <m:t>4</m:t>
+                  </m:r>
+                </m:sub>
+              </m:sSub>
+            </m:oMath>
             <w:r>
               <w:rPr>
                 <w:rFonts w:ascii="Times New Roman" w:hAnsi="Times New Roman" w:eastAsia="Times New Roman" w:cs="Times New Roman"/>
                 <w:b/>
               </w:rPr>
-              <w:t>I</w:t>
-            </w:r>
-            <w:r>
-              <w:rPr>
-                <w:rFonts w:ascii="Times New Roman" w:hAnsi="Times New Roman" w:eastAsia="Times New Roman" w:cs="Times New Roman"/>
-                <w:b/>
-                <w:vertAlign w:val="subscript"/>
-              </w:rPr>
-              <w:t>4</w:t>
+              <w:t xml:space="preserve">​</w:t>
             </w:r>
           </w:p>
         </w:tc>
@@ -10872,20 +10909,26 @@
               <w:pStyle w:val="Compact"/>
               <w:jc w:val="center"/>
             </w:pPr>
+            <m:oMath>
+              <m:sSub>
+                <m:e>
+                  <m:r>
+                    <m:t>I</m:t>
+                  </m:r>
+                </m:e>
+                <m:sub>
+                  <m:r>
+                    <m:t>5</m:t>
+                  </m:r>
+                </m:sub>
+              </m:sSub>
+            </m:oMath>
             <w:r>
               <w:rPr>
                 <w:rFonts w:ascii="Times New Roman" w:hAnsi="Times New Roman" w:eastAsia="Times New Roman" w:cs="Times New Roman"/>
                 <w:b/>
               </w:rPr>
-              <w:t>I</w:t>
-            </w:r>
-            <w:r>
-              <w:rPr>
-                <w:rFonts w:ascii="Times New Roman" w:hAnsi="Times New Roman" w:eastAsia="Times New Roman" w:cs="Times New Roman"/>
-                <w:b/>
-                <w:vertAlign w:val="subscript"/>
-              </w:rPr>
-              <w:t>5</w:t>
+              <w:t xml:space="preserve">​</w:t>
             </w:r>
           </w:p>
         </w:tc>
@@ -10896,20 +10939,26 @@
               <w:pStyle w:val="Compact"/>
               <w:jc w:val="center"/>
             </w:pPr>
+            <m:oMath>
+              <m:sSub>
+                <m:e>
+                  <m:r>
+                    <m:t>I</m:t>
+                  </m:r>
+                </m:e>
+                <m:sub>
+                  <m:r>
+                    <m:t>6</m:t>
+                  </m:r>
+                </m:sub>
+              </m:sSub>
+            </m:oMath>
             <w:r>
               <w:rPr>
                 <w:rFonts w:ascii="Times New Roman" w:hAnsi="Times New Roman" w:eastAsia="Times New Roman" w:cs="Times New Roman"/>
                 <w:b/>
               </w:rPr>
-              <w:t>I</w:t>
-            </w:r>
-            <w:r>
-              <w:rPr>
-                <w:rFonts w:ascii="Times New Roman" w:hAnsi="Times New Roman" w:eastAsia="Times New Roman" w:cs="Times New Roman"/>
-                <w:b/>
-                <w:vertAlign w:val="subscript"/>
-              </w:rPr>
-              <w:t>6</w:t>
+              <w:t xml:space="preserve">​</w:t>
             </w:r>
           </w:p>
         </w:tc>
@@ -11194,38 +11243,40 @@
         </w:rPr>
         <w:t>的</w:t>
       </w:r>
-      <w:r>
-        <w:rPr>
-          <w:rFonts w:hint="eastAsia" w:ascii="Times New Roman" w:hAnsi="Times New Roman" w:eastAsia="Times New Roman" w:cs="Times New Roman"/>
-        </w:rPr>
-        <w:t>I</w:t>
-      </w:r>
-      <w:r>
-        <w:rPr>
-          <w:rFonts w:hint="eastAsia" w:ascii="Times New Roman" w:hAnsi="Times New Roman" w:eastAsia="Times New Roman" w:cs="Times New Roman"/>
-          <w:vertAlign w:val="subscript"/>
-        </w:rPr>
-        <w:t>3</w:t>
-      </w:r>
-      <w:r>
-        <w:rPr>
-          <w:rFonts w:hint="eastAsia" w:ascii="Times New Roman" w:hAnsi="Times New Roman" w:eastAsia="FangSong" w:cs="Times New Roman"/>
-        </w:rPr>
-        <w:t>远大于</w:t>
-      </w:r>
-      <w:r>
-        <w:rPr>
-          <w:rFonts w:hint="eastAsia" w:ascii="Times New Roman" w:hAnsi="Times New Roman" w:eastAsia="Times New Roman" w:cs="Times New Roman"/>
-        </w:rPr>
-        <w:t>I</w:t>
-      </w:r>
-      <w:r>
-        <w:rPr>
-          <w:rFonts w:hint="eastAsia" w:ascii="Times New Roman" w:hAnsi="Times New Roman" w:eastAsia="Times New Roman" w:cs="Times New Roman"/>
-          <w:vertAlign w:val="subscript"/>
-        </w:rPr>
-        <w:t>2</w:t>
-      </w:r>
+      <m:oMath>
+        <m:sSub>
+          <m:e>
+            <m:r>
+              <m:t>I</m:t>
+            </m:r>
+          </m:e>
+          <m:sub>
+            <m:r>
+              <m:t>3</m:t>
+            </m:r>
+          </m:sub>
+        </m:sSub>
+      </m:oMath>
+      <w:r>
+        <w:rPr>
+          <w:rFonts w:hint="eastAsia" w:ascii="Times New Roman" w:hAnsi="Times New Roman" w:eastAsia="FangSong" w:cs="Times New Roman"/>
+        </w:rPr>
+        <w:t xml:space="preserve">远大于</w:t>
+      </w:r>
+      <m:oMath>
+        <m:sSub>
+          <m:e>
+            <m:r>
+              <m:t>I</m:t>
+            </m:r>
+          </m:e>
+          <m:sub>
+            <m:r>
+              <m:t>2</m:t>
+            </m:r>
+          </m:sub>
+        </m:sSub>
+      </m:oMath>
       <w:r>
         <w:rPr>
           <w:rFonts w:hint="eastAsia" w:ascii="Times New Roman" w:hAnsi="Times New Roman" w:eastAsia="Times New Roman" w:cs="Times New Roman"/>
@@ -11238,38 +11289,40 @@
         </w:rPr>
         <w:t>的</w:t>
       </w:r>
-      <w:r>
-        <w:rPr>
-          <w:rFonts w:hint="eastAsia" w:ascii="Times New Roman" w:hAnsi="Times New Roman" w:eastAsia="Times New Roman" w:cs="Times New Roman"/>
-        </w:rPr>
-        <w:t>I</w:t>
-      </w:r>
-      <w:r>
-        <w:rPr>
-          <w:rFonts w:hint="eastAsia" w:ascii="Times New Roman" w:hAnsi="Times New Roman" w:eastAsia="Times New Roman" w:cs="Times New Roman"/>
-          <w:vertAlign w:val="subscript"/>
-        </w:rPr>
-        <w:t>2</w:t>
-      </w:r>
-      <w:r>
-        <w:rPr>
-          <w:rFonts w:hint="eastAsia" w:ascii="Times New Roman" w:hAnsi="Times New Roman" w:eastAsia="FangSong" w:cs="Times New Roman"/>
-        </w:rPr>
-        <w:t>远大于</w:t>
-      </w:r>
-      <w:r>
-        <w:rPr>
-          <w:rFonts w:hint="eastAsia" w:ascii="Times New Roman" w:hAnsi="Times New Roman" w:eastAsia="Times New Roman" w:cs="Times New Roman"/>
-        </w:rPr>
-        <w:t>I</w:t>
-      </w:r>
-      <w:r>
-        <w:rPr>
-          <w:rFonts w:hint="eastAsia" w:ascii="Times New Roman" w:hAnsi="Times New Roman" w:eastAsia="Times New Roman" w:cs="Times New Roman"/>
-          <w:vertAlign w:val="subscript"/>
-        </w:rPr>
-        <w:t>1</w:t>
-      </w:r>
+      <m:oMath>
+        <m:sSub>
+          <m:e>
+            <m:r>
+              <m:t>I</m:t>
+            </m:r>
+          </m:e>
+          <m:sub>
+            <m:r>
+              <m:t>2</m:t>
+            </m:r>
+          </m:sub>
+        </m:sSub>
+      </m:oMath>
+      <w:r>
+        <w:rPr>
+          <w:rFonts w:hint="eastAsia" w:ascii="Times New Roman" w:hAnsi="Times New Roman" w:eastAsia="FangSong" w:cs="Times New Roman"/>
+        </w:rPr>
+        <w:t xml:space="preserve">远大于</w:t>
+      </w:r>
+      <m:oMath>
+        <m:sSub>
+          <m:e>
+            <m:r>
+              <m:t>I</m:t>
+            </m:r>
+          </m:e>
+          <m:sub>
+            <m:r>
+              <m:t>1</m:t>
+            </m:r>
+          </m:sub>
+        </m:sSub>
+      </m:oMath>
       <w:r>
         <w:rPr>
           <w:rFonts w:hint="eastAsia" w:ascii="Times New Roman" w:hAnsi="Times New Roman" w:eastAsia="Times New Roman" w:cs="Times New Roman"/>
@@ -12227,27 +12280,33 @@
               <w:pStyle w:val="Compact"/>
               <w:jc w:val="center"/>
             </w:pPr>
+            <m:oMath>
+              <m:sSub>
+                <m:e>
+                  <m:r>
+                    <m:t>I</m:t>
+                  </m:r>
+                </m:e>
+                <m:sub>
+                  <m:r>
+                    <m:t>1</m:t>
+                  </m:r>
+                </m:sub>
+              </m:sSub>
+            </m:oMath>
             <w:r>
               <w:rPr>
                 <w:rFonts w:ascii="Times New Roman" w:hAnsi="Times New Roman" w:eastAsia="Times New Roman" w:cs="Times New Roman"/>
                 <w:b/>
               </w:rPr>
-              <w:t>I</w:t>
+              <w:t xml:space="preserve"> </w:t>
             </w:r>
             <w:r>
               <w:rPr>
                 <w:rFonts w:ascii="Times New Roman" w:hAnsi="Times New Roman" w:eastAsia="Times New Roman" w:cs="Times New Roman"/>
                 <w:b/>
-                <w:vertAlign w:val="subscript"/>
-              </w:rPr>
-              <w:t>1</w:t>
-            </w:r>
-            <w:r>
-              <w:rPr>
-                <w:rFonts w:ascii="Times New Roman" w:hAnsi="Times New Roman" w:eastAsia="Times New Roman" w:cs="Times New Roman"/>
-                <w:b/>
-              </w:rPr>
-              <w:t xml:space="preserve"> (eV)</w:t>
+              </w:rPr>
+              <w:t xml:space="preserve">(eV)</w:t>
             </w:r>
           </w:p>
         </w:tc>
@@ -13088,11 +13147,28 @@
         </w:rPr>
         <w:t xml:space="preserve"> </w:t>
       </w:r>
-      <w:r>
-        <w:rPr>
-          <w:rFonts w:hint="eastAsia" w:ascii="Times New Roman" w:hAnsi="Times New Roman" w:eastAsia="Times New Roman" w:cs="Times New Roman"/>
-        </w:rPr>
-        <w:t xml:space="preserve">Z*：</w:t>
+      <m:oMath>
+        <m:sSup>
+          <m:e>
+            <m:r>
+              <m:t>Z</m:t>
+            </m:r>
+          </m:e>
+          <m:sup>
+            <m:r>
+              <m:rPr>
+                <m:sty m:val="p"/>
+              </m:rPr>
+              <m:t>*</m:t>
+            </m:r>
+          </m:sup>
+        </m:sSup>
+      </m:oMath>
+      <w:r>
+        <w:rPr>
+          <w:rFonts w:hint="eastAsia" w:ascii="Times New Roman" w:hAnsi="Times New Roman" w:eastAsia="Times New Roman" w:cs="Times New Roman"/>
+        </w:rPr>
+        <w:t xml:space="preserve">：</w:t>
       </w:r>
     </w:p>
     <w:p>
@@ -15703,13 +15779,10 @@
                 </m:e>
                 <m:sup>
                   <m:r>
-                    <m:t>2</m:t>
+                    <m:t>22</m:t>
                   </m:r>
                 </m:sup>
               </m:sSup>
-              <m:r>
-                <m:t>2</m:t>
-              </m:r>
               <m:sSup>
                 <m:e>
                   <m:r>
@@ -15718,13 +15791,10 @@
                 </m:e>
                 <m:sup>
                   <m:r>
-                    <m:t>2</m:t>
+                    <m:t>22</m:t>
                   </m:r>
                 </m:sup>
               </m:sSup>
-              <m:r>
-                <m:t>2</m:t>
-              </m:r>
               <m:sSup>
                 <m:e>
                   <m:r>
@@ -15733,13 +15803,10 @@
                 </m:e>
                 <m:sup>
                   <m:r>
-                    <m:t>6</m:t>
+                    <m:t>63</m:t>
                   </m:r>
                 </m:sup>
               </m:sSup>
-              <m:r>
-                <m:t>3</m:t>
-              </m:r>
               <m:sSup>
                 <m:e>
                   <m:r>
@@ -15812,13 +15879,10 @@
                 </m:e>
                 <m:sup>
                   <m:r>
-                    <m:t>2</m:t>
+                    <m:t>22</m:t>
                   </m:r>
                 </m:sup>
               </m:sSup>
-              <m:r>
-                <m:t>2</m:t>
-              </m:r>
               <m:sSup>
                 <m:e>
                   <m:r>
@@ -15827,13 +15891,10 @@
                 </m:e>
                 <m:sup>
                   <m:r>
-                    <m:t>2</m:t>
+                    <m:t>22</m:t>
                   </m:r>
                 </m:sup>
               </m:sSup>
-              <m:r>
-                <m:t>2</m:t>
-              </m:r>
               <m:sSup>
                 <m:e>
                   <m:r>
@@ -15842,13 +15903,10 @@
                 </m:e>
                 <m:sup>
                   <m:r>
-                    <m:t>6</m:t>
+                    <m:t>63</m:t>
                   </m:r>
                 </m:sup>
               </m:sSup>
-              <m:r>
-                <m:t>3</m:t>
-              </m:r>
               <m:sSup>
                 <m:e>
                   <m:r>
@@ -15857,13 +15915,10 @@
                 </m:e>
                 <m:sup>
                   <m:r>
-                    <m:t>2</m:t>
+                    <m:t>23</m:t>
                   </m:r>
                 </m:sup>
               </m:sSup>
-              <m:r>
-                <m:t>3</m:t>
-              </m:r>
               <m:sSup>
                 <m:e>
                   <m:r>
@@ -16734,19 +16789,23 @@
         </w:rPr>
         <w:t xml:space="preserve"> </w:t>
       </w:r>
-      <w:r>
-        <w:rPr>
-          <w:rFonts w:hint="eastAsia" w:ascii="Times New Roman" w:hAnsi="Times New Roman" w:eastAsia="Times New Roman" w:cs="Times New Roman"/>
-        </w:rPr>
-        <w:t>3d</w:t>
-      </w:r>
-      <w:r>
-        <w:rPr>
-          <w:rFonts w:hint="eastAsia" w:ascii="Times New Roman" w:hAnsi="Times New Roman" w:eastAsia="Times New Roman" w:cs="Times New Roman"/>
-          <w:vertAlign w:val="superscript"/>
-        </w:rPr>
-        <w:t>5</w:t>
-      </w:r>
+      <m:oMath>
+        <m:r>
+          <m:t>3</m:t>
+        </m:r>
+        <m:sSup>
+          <m:e>
+            <m:r>
+              <m:t>d</m:t>
+            </m:r>
+          </m:e>
+          <m:sup>
+            <m:r>
+              <m:t>5</m:t>
+            </m:r>
+          </m:sup>
+        </m:sSup>
+      </m:oMath>
       <w:r>
         <w:rPr>
           <w:rFonts w:hint="eastAsia" w:ascii="Times New Roman" w:hAnsi="Times New Roman" w:eastAsia="Times New Roman" w:cs="Times New Roman"/>
@@ -16846,21 +16905,22 @@
         <w:rPr>
           <w:rFonts w:hint="eastAsia" w:ascii="Times New Roman" w:hAnsi="Times New Roman" w:eastAsia="FangSong" w:cs="Times New Roman"/>
         </w:rPr>
-        <w:t>为</w:t>
-      </w:r>
-      <w:r>
-        <w:rPr>
-          <w:rFonts w:hint="eastAsia" w:ascii="Times New Roman" w:hAnsi="Times New Roman" w:eastAsia="Times New Roman" w:cs="Times New Roman"/>
-        </w:rPr>
-        <w:t>d</w:t>
-      </w:r>
-      <w:r>
-        <w:rPr>
-          <w:rFonts w:hint="eastAsia" w:ascii="Times New Roman" w:hAnsi="Times New Roman" w:eastAsia="Times New Roman" w:cs="Times New Roman"/>
-          <w:vertAlign w:val="superscript"/>
-        </w:rPr>
-        <w:t>3</w:t>
-      </w:r>
+        <w:t xml:space="preserve">为</w:t>
+      </w:r>
+      <m:oMath>
+        <m:sSup>
+          <m:e>
+            <m:r>
+              <m:t>d</m:t>
+            </m:r>
+          </m:e>
+          <m:sup>
+            <m:r>
+              <m:t>3</m:t>
+            </m:r>
+          </m:sup>
+        </m:sSup>
+      </m:oMath>
       <w:r>
         <w:rPr>
           <w:rFonts w:hint="eastAsia" w:ascii="Times New Roman" w:hAnsi="Times New Roman" w:eastAsia="Times New Roman" w:cs="Times New Roman"/>
@@ -16912,21 +16972,22 @@
         <w:rPr>
           <w:rFonts w:hint="eastAsia" w:ascii="Times New Roman" w:hAnsi="Times New Roman" w:eastAsia="FangSong" w:cs="Times New Roman"/>
         </w:rPr>
-        <w:t>为</w:t>
-      </w:r>
-      <w:r>
-        <w:rPr>
-          <w:rFonts w:hint="eastAsia" w:ascii="Times New Roman" w:hAnsi="Times New Roman" w:eastAsia="Times New Roman" w:cs="Times New Roman"/>
-        </w:rPr>
-        <w:t>d</w:t>
-      </w:r>
-      <w:r>
-        <w:rPr>
-          <w:rFonts w:hint="eastAsia" w:ascii="Times New Roman" w:hAnsi="Times New Roman" w:eastAsia="Times New Roman" w:cs="Times New Roman"/>
-          <w:vertAlign w:val="superscript"/>
-        </w:rPr>
-        <w:t>6</w:t>
-      </w:r>
+        <w:t xml:space="preserve">为</w:t>
+      </w:r>
+      <m:oMath>
+        <m:sSup>
+          <m:e>
+            <m:r>
+              <m:t>d</m:t>
+            </m:r>
+          </m:e>
+          <m:sup>
+            <m:r>
+              <m:t>6</m:t>
+            </m:r>
+          </m:sup>
+        </m:sSup>
+      </m:oMath>
       <w:r>
         <w:rPr>
           <w:rFonts w:hint="eastAsia" w:ascii="Times New Roman" w:hAnsi="Times New Roman" w:eastAsia="Times New Roman" w:cs="Times New Roman"/>
@@ -16975,21 +17036,22 @@
         <w:rPr>
           <w:rFonts w:hint="eastAsia" w:ascii="Times New Roman" w:hAnsi="Times New Roman" w:eastAsia="FangSong" w:cs="Times New Roman"/>
         </w:rPr>
-        <w:t>为</w:t>
-      </w:r>
-      <w:r>
-        <w:rPr>
-          <w:rFonts w:hint="eastAsia" w:ascii="Times New Roman" w:hAnsi="Times New Roman" w:eastAsia="Times New Roman" w:cs="Times New Roman"/>
-        </w:rPr>
-        <w:t>d</w:t>
-      </w:r>
-      <w:r>
-        <w:rPr>
-          <w:rFonts w:hint="eastAsia" w:ascii="Times New Roman" w:hAnsi="Times New Roman" w:eastAsia="Times New Roman" w:cs="Times New Roman"/>
-          <w:vertAlign w:val="superscript"/>
-        </w:rPr>
-        <w:t>10</w:t>
-      </w:r>
+        <w:t xml:space="preserve">为</w:t>
+      </w:r>
+      <m:oMath>
+        <m:sSup>
+          <m:e>
+            <m:r>
+              <m:t>d</m:t>
+            </m:r>
+          </m:e>
+          <m:sup>
+            <m:r>
+              <m:t>10</m:t>
+            </m:r>
+          </m:sup>
+        </m:sSup>
+      </m:oMath>
       <w:r>
         <w:rPr>
           <w:rFonts w:hint="eastAsia" w:ascii="Times New Roman" w:hAnsi="Times New Roman" w:eastAsia="Times New Roman" w:cs="Times New Roman"/>
@@ -17135,13 +17197,10 @@
           </m:e>
           <m:sup>
             <m:r>
-              <m:t>2</m:t>
+              <m:t>22</m:t>
             </m:r>
           </m:sup>
         </m:sSup>
-        <m:r>
-          <m:t>2</m:t>
-        </m:r>
         <m:sSup>
           <m:e>
             <m:r>
@@ -17150,13 +17209,10 @@
           </m:e>
           <m:sup>
             <m:r>
-              <m:t>2</m:t>
+              <m:t>22</m:t>
             </m:r>
           </m:sup>
         </m:sSup>
-        <m:r>
-          <m:t>2</m:t>
-        </m:r>
         <m:sSup>
           <m:e>
             <m:r>
@@ -17769,13 +17825,10 @@
           </m:e>
           <m:sup>
             <m:r>
-              <m:t>6</m:t>
+              <m:t>64</m:t>
             </m:r>
           </m:sup>
         </m:sSup>
-        <m:r>
-          <m:t>4</m:t>
-        </m:r>
         <m:sSup>
           <m:e>
             <m:r>
@@ -17825,19 +17878,23 @@
         </w:rPr>
         <w:t xml:space="preserve"> </w:t>
       </w:r>
-      <w:r>
-        <w:rPr>
-          <w:rFonts w:hint="eastAsia" w:ascii="Times New Roman" w:hAnsi="Times New Roman" w:eastAsia="Times New Roman" w:cs="Times New Roman"/>
-        </w:rPr>
-        <w:t>3d</w:t>
-      </w:r>
-      <w:r>
-        <w:rPr>
-          <w:rFonts w:hint="eastAsia" w:ascii="Times New Roman" w:hAnsi="Times New Roman" w:eastAsia="Times New Roman" w:cs="Times New Roman"/>
-          <w:vertAlign w:val="superscript"/>
-        </w:rPr>
-        <w:t>10</w:t>
-      </w:r>
+      <m:oMath>
+        <m:r>
+          <m:t>3</m:t>
+        </m:r>
+        <m:sSup>
+          <m:e>
+            <m:r>
+              <m:t>d</m:t>
+            </m:r>
+          </m:e>
+          <m:sup>
+            <m:r>
+              <m:t>10</m:t>
+            </m:r>
+          </m:sup>
+        </m:sSup>
+      </m:oMath>
       <w:r>
         <w:rPr>
           <w:rFonts w:hint="eastAsia" w:ascii="Times New Roman" w:hAnsi="Times New Roman" w:eastAsia="Times New Roman" w:cs="Times New Roman"/>
@@ -17993,13 +18050,10 @@
           </m:e>
           <m:sup>
             <m:r>
-              <m:t>2</m:t>
+              <m:t>22</m:t>
             </m:r>
           </m:sup>
         </m:sSup>
-        <m:r>
-          <m:t>2</m:t>
-        </m:r>
         <m:sSup>
           <m:e>
             <m:r>
@@ -18082,13 +18136,10 @@
           </m:e>
           <m:sup>
             <m:r>
-              <m:t>2</m:t>
+              <m:t>22</m:t>
             </m:r>
           </m:sup>
         </m:sSup>
-        <m:r>
-          <m:t>2</m:t>
-        </m:r>
         <m:sSup>
           <m:e>
             <m:r>
@@ -18648,15 +18699,25 @@
         <w:rPr>
           <w:rFonts w:ascii="Times New Roman" w:hAnsi="Times New Roman" w:eastAsia="Times New Roman" w:cs="Times New Roman"/>
         </w:rPr>
-        <w:t xml:space="preserve"> 2p</w:t>
-      </w:r>
-      <w:r>
-        <w:rPr>
-          <w:rFonts w:ascii="Times New Roman" w:hAnsi="Times New Roman" w:eastAsia="Times New Roman" w:cs="Times New Roman"/>
-          <w:vertAlign w:val="superscript"/>
-        </w:rPr>
-        <w:t>3</w:t>
-      </w:r>
+        <w:t xml:space="preserve"> </w:t>
+      </w:r>
+      <m:oMath>
+        <m:r>
+          <m:t>2</m:t>
+        </m:r>
+        <m:sSup>
+          <m:e>
+            <m:r>
+              <m:t>p</m:t>
+            </m:r>
+          </m:e>
+          <m:sup>
+            <m:r>
+              <m:t>3</m:t>
+            </m:r>
+          </m:sup>
+        </m:sSup>
+      </m:oMath>
       <w:r>
         <w:rPr>
           <w:rFonts w:ascii="Times New Roman" w:hAnsi="Times New Roman" w:eastAsia="Times New Roman" w:cs="Times New Roman"/>
@@ -18769,19 +18830,20 @@
         </w:rPr>
         <w:t>的</w:t>
       </w:r>
-      <w:r>
-        <w:rPr>
-          <w:rFonts w:hint="eastAsia" w:ascii="Times New Roman" w:hAnsi="Times New Roman" w:eastAsia="Times New Roman" w:cs="Times New Roman"/>
-        </w:rPr>
-        <w:t>p</w:t>
-      </w:r>
-      <w:r>
-        <w:rPr>
-          <w:rFonts w:hint="eastAsia" w:ascii="Times New Roman" w:hAnsi="Times New Roman" w:eastAsia="Times New Roman" w:cs="Times New Roman"/>
-          <w:vertAlign w:val="superscript"/>
-        </w:rPr>
-        <w:t>4</w:t>
-      </w:r>
+      <m:oMath>
+        <m:sSup>
+          <m:e>
+            <m:r>
+              <m:t>p</m:t>
+            </m:r>
+          </m:e>
+          <m:sup>
+            <m:r>
+              <m:t>4</m:t>
+            </m:r>
+          </m:sup>
+        </m:sSup>
+      </m:oMath>
       <w:r>
         <w:rPr>
           <w:rFonts w:hint="eastAsia" w:ascii="Times New Roman" w:hAnsi="Times New Roman" w:eastAsia="FangSong" w:cs="Times New Roman"/>
@@ -19185,19 +19247,23 @@
         </w:rPr>
         <w:t>的</w:t>
       </w:r>
-      <w:r>
-        <w:rPr>
-          <w:rFonts w:hint="eastAsia" w:ascii="Times New Roman" w:hAnsi="Times New Roman" w:eastAsia="Times New Roman" w:cs="Times New Roman"/>
-        </w:rPr>
-        <w:t>2s</w:t>
-      </w:r>
-      <w:r>
-        <w:rPr>
-          <w:rFonts w:hint="eastAsia" w:ascii="Times New Roman" w:hAnsi="Times New Roman" w:eastAsia="Times New Roman" w:cs="Times New Roman"/>
-          <w:vertAlign w:val="superscript"/>
-        </w:rPr>
-        <w:t>2</w:t>
-      </w:r>
+      <m:oMath>
+        <m:r>
+          <m:t>2</m:t>
+        </m:r>
+        <m:sSup>
+          <m:e>
+            <m:r>
+              <m:t>s</m:t>
+            </m:r>
+          </m:e>
+          <m:sup>
+            <m:r>
+              <m:t>2</m:t>
+            </m:r>
+          </m:sup>
+        </m:sSup>
+      </m:oMath>
       <w:r>
         <w:rPr>
           <w:rFonts w:hint="eastAsia" w:ascii="Times New Roman" w:hAnsi="Times New Roman" w:eastAsia="FangSong" w:cs="Times New Roman"/>
@@ -19236,13 +19302,10 @@
           </m:e>
           <m:sup>
             <m:r>
-              <m:t>2</m:t>
+              <m:t>22</m:t>
             </m:r>
           </m:sup>
         </m:sSup>
-        <m:r>
-          <m:t>2</m:t>
-        </m:r>
         <m:sSup>
           <m:e>
             <m:r>
@@ -20444,15 +20507,28 @@
         <w:rPr>
           <w:rFonts w:hint="eastAsia" w:ascii="Times New Roman" w:hAnsi="Times New Roman" w:eastAsia="Times New Roman" w:cs="Times New Roman"/>
         </w:rPr>
-        <w:t>（10</w:t>
-      </w:r>
-      <w:r>
-        <w:rPr>
-          <w:rFonts w:hint="eastAsia" w:ascii="Times New Roman" w:hAnsi="Times New Roman" w:eastAsia="Times New Roman" w:cs="Times New Roman"/>
-          <w:vertAlign w:val="superscript"/>
-        </w:rPr>
-        <w:t>-14</w:t>
-      </w:r>
+        <w:t>（</w:t>
+      </w:r>
+      <m:oMath>
+        <m:sSup>
+          <m:e>
+            <m:r>
+              <m:t>10</m:t>
+            </m:r>
+          </m:e>
+          <m:sup>
+            <m:r>
+              <m:rPr>
+                <m:sty m:val="p"/>
+              </m:rPr>
+              <m:t>−</m:t>
+            </m:r>
+            <m:r>
+              <m:t>14</m:t>
+            </m:r>
+          </m:sup>
+        </m:sSup>
+      </m:oMath>
       <w:r>
         <w:rPr>
           <w:rFonts w:ascii="Times New Roman" w:hAnsi="Times New Roman" w:eastAsia="Times New Roman" w:cs="Times New Roman"/>
@@ -20871,13 +20947,10 @@
           </m:e>
           <m:sup>
             <m:r>
-              <m:t>2</m:t>
+              <m:t>24</m:t>
             </m:r>
           </m:sup>
         </m:sSup>
-        <m:r>
-          <m:t>4</m:t>
-        </m:r>
         <m:sSup>
           <m:e>
             <m:r>
@@ -20965,13 +21038,10 @@
           </m:e>
           <m:sup>
             <m:r>
-              <m:t>8</m:t>
+              <m:t>84</m:t>
             </m:r>
           </m:sup>
         </m:sSup>
-        <m:r>
-          <m:t>4</m:t>
-        </m:r>
         <m:sSup>
           <m:e>
             <m:r>
@@ -21013,15 +21083,22 @@
         <w:rPr>
           <w:rFonts w:hint="eastAsia" w:ascii="Times New Roman" w:hAnsi="Times New Roman" w:eastAsia="Times New Roman" w:cs="Times New Roman"/>
         </w:rPr>
-        <w:t>（d</w:t>
-      </w:r>
-      <w:r>
-        <w:rPr>
-          <w:rFonts w:hint="eastAsia" w:ascii="Times New Roman" w:hAnsi="Times New Roman" w:eastAsia="Times New Roman" w:cs="Times New Roman"/>
-          <w:vertAlign w:val="superscript"/>
-        </w:rPr>
-        <w:t>8</w:t>
-      </w:r>
+        <w:t>（</w:t>
+      </w:r>
+      <m:oMath>
+        <m:sSup>
+          <m:e>
+            <m:r>
+              <m:t>d</m:t>
+            </m:r>
+          </m:e>
+          <m:sup>
+            <m:r>
+              <m:t>8</m:t>
+            </m:r>
+          </m:sup>
+        </m:sSup>
+      </m:oMath>
       <w:r>
         <w:rPr>
           <w:rFonts w:hint="eastAsia" w:ascii="Times New Roman" w:hAnsi="Times New Roman" w:eastAsia="Times New Roman" w:cs="Times New Roman"/>
@@ -21208,13 +21285,10 @@
           </m:e>
           <m:sup>
             <m:r>
-              <m:t>2</m:t>
+              <m:t>24</m:t>
             </m:r>
           </m:sup>
         </m:sSup>
-        <m:r>
-          <m:t>4</m:t>
-        </m:r>
         <m:sSup>
           <m:e>
             <m:r>
@@ -21302,13 +21376,10 @@
           </m:e>
           <m:sup>
             <m:r>
-              <m:t>2</m:t>
+              <m:t>24</m:t>
             </m:r>
           </m:sup>
         </m:sSup>
-        <m:r>
-          <m:t>4</m:t>
-        </m:r>
         <m:sSup>
           <m:e>
             <m:r>
@@ -21350,20 +21421,27 @@
         <w:rPr>
           <w:rFonts w:hint="eastAsia" w:ascii="Times New Roman" w:hAnsi="Times New Roman" w:eastAsia="Times New Roman" w:cs="Times New Roman"/>
         </w:rPr>
-        <w:t>（p</w:t>
-      </w:r>
-      <w:r>
-        <w:rPr>
-          <w:rFonts w:hint="eastAsia" w:ascii="Times New Roman" w:hAnsi="Times New Roman" w:eastAsia="Times New Roman" w:cs="Times New Roman"/>
-          <w:vertAlign w:val="superscript"/>
-        </w:rPr>
-        <w:t>4</w:t>
-      </w:r>
-      <w:r>
-        <w:rPr>
-          <w:rFonts w:hint="eastAsia" w:ascii="Times New Roman" w:hAnsi="Times New Roman" w:eastAsia="Times New Roman" w:cs="Times New Roman"/>
-        </w:rPr>
-        <w:t>：</w:t>
+        <w:t>（</w:t>
+      </w:r>
+      <m:oMath>
+        <m:sSup>
+          <m:e>
+            <m:r>
+              <m:t>p</m:t>
+            </m:r>
+          </m:e>
+          <m:sup>
+            <m:r>
+              <m:t>4</m:t>
+            </m:r>
+          </m:sup>
+        </m:sSup>
+      </m:oMath>
+      <w:r>
+        <w:rPr>
+          <w:rFonts w:hint="eastAsia" w:ascii="Times New Roman" w:hAnsi="Times New Roman" w:eastAsia="Times New Roman" w:cs="Times New Roman"/>
+        </w:rPr>
+        <w:t xml:space="preserve">：</w:t>
       </w:r>
       <m:oMath>
         <m:r>
@@ -21544,13 +21622,10 @@
                 </m:e>
                 <m:sup>
                   <m:r>
-                    <m:t>2</m:t>
+                    <m:t>22</m:t>
                   </m:r>
                 </m:sup>
               </m:sSup>
-              <m:r>
-                <m:t>2</m:t>
-              </m:r>
               <m:sSup>
                 <m:e>
                   <m:r>
@@ -21559,13 +21634,10 @@
                 </m:e>
                 <m:sup>
                   <m:r>
-                    <m:t>2</m:t>
+                    <m:t>22</m:t>
                   </m:r>
                 </m:sup>
               </m:sSup>
-              <m:r>
-                <m:t>2</m:t>
-              </m:r>
               <m:sSup>
                 <m:e>
                   <m:r>
@@ -21574,13 +21646,10 @@
                 </m:e>
                 <m:sup>
                   <m:r>
-                    <m:t>6</m:t>
+                    <m:t>63</m:t>
                   </m:r>
                 </m:sup>
               </m:sSup>
-              <m:r>
-                <m:t>3</m:t>
-              </m:r>
               <m:sSup>
                 <m:e>
                   <m:r>
@@ -21589,13 +21658,10 @@
                 </m:e>
                 <m:sup>
                   <m:r>
-                    <m:t>2</m:t>
+                    <m:t>23</m:t>
                   </m:r>
                 </m:sup>
               </m:sSup>
-              <m:r>
-                <m:t>3</m:t>
-              </m:r>
               <m:sSup>
                 <m:e>
                   <m:r>
@@ -21683,13 +21749,10 @@
                 </m:e>
                 <m:sup>
                   <m:r>
-                    <m:t>2</m:t>
+                    <m:t>22</m:t>
                   </m:r>
                 </m:sup>
               </m:sSup>
-              <m:r>
-                <m:t>2</m:t>
-              </m:r>
               <m:sSup>
                 <m:e>
                   <m:r>
@@ -21698,13 +21761,10 @@
                 </m:e>
                 <m:sup>
                   <m:r>
-                    <m:t>2</m:t>
+                    <m:t>22</m:t>
                   </m:r>
                 </m:sup>
               </m:sSup>
-              <m:r>
-                <m:t>2</m:t>
-              </m:r>
               <m:sSup>
                 <m:e>
                   <m:r>
@@ -21713,13 +21773,10 @@
                 </m:e>
                 <m:sup>
                   <m:r>
-                    <m:t>6</m:t>
+                    <m:t>63</m:t>
                   </m:r>
                 </m:sup>
               </m:sSup>
-              <m:r>
-                <m:t>3</m:t>
-              </m:r>
               <m:sSup>
                 <m:e>
                   <m:r>
@@ -21728,13 +21785,10 @@
                 </m:e>
                 <m:sup>
                   <m:r>
-                    <m:t>2</m:t>
+                    <m:t>23</m:t>
                   </m:r>
                 </m:sup>
               </m:sSup>
-              <m:r>
-                <m:t>3</m:t>
-              </m:r>
               <m:sSup>
                 <m:e>
                   <m:r>
@@ -21743,13 +21797,10 @@
                 </m:e>
                 <m:sup>
                   <m:r>
-                    <m:t>6</m:t>
+                    <m:t>63</m:t>
                   </m:r>
                 </m:sup>
               </m:sSup>
-              <m:r>
-                <m:t>3</m:t>
-              </m:r>
               <m:sSup>
                 <m:e>
                   <m:r>
@@ -21758,13 +21809,10 @@
                 </m:e>
                 <m:sup>
                   <m:r>
-                    <m:t>5</m:t>
+                    <m:t>54</m:t>
                   </m:r>
                 </m:sup>
               </m:sSup>
-              <m:r>
-                <m:t>4</m:t>
-              </m:r>
               <m:sSup>
                 <m:e>
                   <m:r>
@@ -21859,13 +21907,10 @@
                 </m:e>
                 <m:sup>
                   <m:r>
-                    <m:t>2</m:t>
+                    <m:t>22</m:t>
                   </m:r>
                 </m:sup>
               </m:sSup>
-              <m:r>
-                <m:t>2</m:t>
-              </m:r>
               <m:sSup>
                 <m:e>
                   <m:r>
@@ -21874,13 +21919,10 @@
                 </m:e>
                 <m:sup>
                   <m:r>
-                    <m:t>2</m:t>
+                    <m:t>22</m:t>
                   </m:r>
                 </m:sup>
               </m:sSup>
-              <m:r>
-                <m:t>2</m:t>
-              </m:r>
               <m:sSup>
                 <m:e>
                   <m:r>
@@ -21889,13 +21931,10 @@
                 </m:e>
                 <m:sup>
                   <m:r>
-                    <m:t>6</m:t>
+                    <m:t>63</m:t>
                   </m:r>
                 </m:sup>
               </m:sSup>
-              <m:r>
-                <m:t>3</m:t>
-              </m:r>
               <m:sSup>
                 <m:e>
                   <m:r>
@@ -21904,13 +21943,10 @@
                 </m:e>
                 <m:sup>
                   <m:r>
-                    <m:t>2</m:t>
+                    <m:t>23</m:t>
                   </m:r>
                 </m:sup>
               </m:sSup>
-              <m:r>
-                <m:t>3</m:t>
-              </m:r>
               <m:sSup>
                 <m:e>
                   <m:r>
@@ -21919,13 +21955,10 @@
                 </m:e>
                 <m:sup>
                   <m:r>
-                    <m:t>6</m:t>
+                    <m:t>63</m:t>
                   </m:r>
                 </m:sup>
               </m:sSup>
-              <m:r>
-                <m:t>3</m:t>
-              </m:r>
               <m:sSup>
                 <m:e>
                   <m:r>
@@ -22013,13 +22046,10 @@
                 </m:e>
                 <m:sup>
                   <m:r>
-                    <m:t>2</m:t>
+                    <m:t>22</m:t>
                   </m:r>
                 </m:sup>
               </m:sSup>
-              <m:r>
-                <m:t>2</m:t>
-              </m:r>
               <m:sSup>
                 <m:e>
                   <m:r>
@@ -22028,13 +22058,10 @@
                 </m:e>
                 <m:sup>
                   <m:r>
-                    <m:t>2</m:t>
+                    <m:t>22</m:t>
                   </m:r>
                 </m:sup>
               </m:sSup>
-              <m:r>
-                <m:t>2</m:t>
-              </m:r>
               <m:sSup>
                 <m:e>
                   <m:r>
@@ -22043,13 +22070,10 @@
                 </m:e>
                 <m:sup>
                   <m:r>
-                    <m:t>6</m:t>
+                    <m:t>63</m:t>
                   </m:r>
                 </m:sup>
               </m:sSup>
-              <m:r>
-                <m:t>3</m:t>
-              </m:r>
               <m:sSup>
                 <m:e>
                   <m:r>
@@ -22058,13 +22082,10 @@
                 </m:e>
                 <m:sup>
                   <m:r>
-                    <m:t>2</m:t>
+                    <m:t>23</m:t>
                   </m:r>
                 </m:sup>
               </m:sSup>
-              <m:r>
-                <m:t>3</m:t>
-              </m:r>
               <m:sSup>
                 <m:e>
                   <m:r>
@@ -22073,13 +22094,10 @@
                 </m:e>
                 <m:sup>
                   <m:r>
-                    <m:t>6</m:t>
+                    <m:t>63</m:t>
                   </m:r>
                 </m:sup>
               </m:sSup>
-              <m:r>
-                <m:t>3</m:t>
-              </m:r>
               <m:sSup>
                 <m:e>
                   <m:r>
@@ -22103,13 +22121,10 @@
                 </m:e>
                 <m:sup>
                   <m:r>
-                    <m:t>2</m:t>
+                    <m:t>24</m:t>
                   </m:r>
                 </m:sup>
               </m:sSup>
-              <m:r>
-                <m:t>4</m:t>
-              </m:r>
               <m:sSup>
                 <m:e>
                   <m:r>
@@ -22204,13 +22219,10 @@
                 </m:e>
                 <m:sup>
                   <m:r>
-                    <m:t>2</m:t>
+                    <m:t>22</m:t>
                   </m:r>
                 </m:sup>
               </m:sSup>
-              <m:r>
-                <m:t>2</m:t>
-              </m:r>
               <m:sSup>
                 <m:e>
                   <m:r>
@@ -22219,13 +22231,10 @@
                 </m:e>
                 <m:sup>
                   <m:r>
-                    <m:t>2</m:t>
+                    <m:t>22</m:t>
                   </m:r>
                 </m:sup>
               </m:sSup>
-              <m:r>
-                <m:t>2</m:t>
-              </m:r>
               <m:sSup>
                 <m:e>
                   <m:r>
@@ -22234,13 +22243,10 @@
                 </m:e>
                 <m:sup>
                   <m:r>
-                    <m:t>6</m:t>
+                    <m:t>63</m:t>
                   </m:r>
                 </m:sup>
               </m:sSup>
-              <m:r>
-                <m:t>3</m:t>
-              </m:r>
               <m:sSup>
                 <m:e>
                   <m:r>
@@ -22249,13 +22255,10 @@
                 </m:e>
                 <m:sup>
                   <m:r>
-                    <m:t>2</m:t>
+                    <m:t>23</m:t>
                   </m:r>
                 </m:sup>
               </m:sSup>
-              <m:r>
-                <m:t>3</m:t>
-              </m:r>
               <m:sSup>
                 <m:e>
                   <m:r>
@@ -22264,13 +22267,10 @@
                 </m:e>
                 <m:sup>
                   <m:r>
-                    <m:t>6</m:t>
+                    <m:t>63</m:t>
                   </m:r>
                 </m:sup>
               </m:sSup>
-              <m:r>
-                <m:t>3</m:t>
-              </m:r>
               <m:sSup>
                 <m:e>
                   <m:r>
@@ -22294,13 +22294,10 @@
                 </m:e>
                 <m:sup>
                   <m:r>
-                    <m:t>2</m:t>
+                    <m:t>24</m:t>
                   </m:r>
                 </m:sup>
               </m:sSup>
-              <m:r>
-                <m:t>4</m:t>
-              </m:r>
               <m:sSup>
                 <m:e>
                   <m:r>
@@ -22309,13 +22306,10 @@
                 </m:e>
                 <m:sup>
                   <m:r>
-                    <m:t>6</m:t>
+                    <m:t>64</m:t>
                   </m:r>
                 </m:sup>
               </m:sSup>
-              <m:r>
-                <m:t>4</m:t>
-              </m:r>
               <m:sSup>
                 <m:e>
                   <m:r>
@@ -22410,13 +22404,10 @@
                 </m:e>
                 <m:sup>
                   <m:r>
-                    <m:t>2</m:t>
+                    <m:t>22</m:t>
                   </m:r>
                 </m:sup>
               </m:sSup>
-              <m:r>
-                <m:t>2</m:t>
-              </m:r>
               <m:sSup>
                 <m:e>
                   <m:r>
@@ -22425,13 +22416,10 @@
                 </m:e>
                 <m:sup>
                   <m:r>
-                    <m:t>2</m:t>
+                    <m:t>22</m:t>
                   </m:r>
                 </m:sup>
               </m:sSup>
-              <m:r>
-                <m:t>2</m:t>
-              </m:r>
               <m:sSup>
                 <m:e>
                   <m:r>
@@ -22440,13 +22428,10 @@
                 </m:e>
                 <m:sup>
                   <m:r>
-                    <m:t>6</m:t>
+                    <m:t>63</m:t>
                   </m:r>
                 </m:sup>
               </m:sSup>
-              <m:r>
-                <m:t>3</m:t>
-              </m:r>
               <m:sSup>
                 <m:e>
                   <m:r>
@@ -22455,13 +22440,10 @@
                 </m:e>
                 <m:sup>
                   <m:r>
-                    <m:t>2</m:t>
+                    <m:t>23</m:t>
                   </m:r>
                 </m:sup>
               </m:sSup>
-              <m:r>
-                <m:t>3</m:t>
-              </m:r>
               <m:sSup>
                 <m:e>
                   <m:r>
@@ -22470,13 +22452,10 @@
                 </m:e>
                 <m:sup>
                   <m:r>
-                    <m:t>6</m:t>
+                    <m:t>63</m:t>
                   </m:r>
                 </m:sup>
               </m:sSup>
-              <m:r>
-                <m:t>3</m:t>
-              </m:r>
               <m:sSup>
                 <m:e>
                   <m:r>
@@ -22500,13 +22479,10 @@
                 </m:e>
                 <m:sup>
                   <m:r>
-                    <m:t>2</m:t>
+                    <m:t>24</m:t>
                   </m:r>
                 </m:sup>
               </m:sSup>
-              <m:r>
-                <m:t>4</m:t>
-              </m:r>
               <m:sSup>
                 <m:e>
                   <m:r>
@@ -22515,13 +22491,10 @@
                 </m:e>
                 <m:sup>
                   <m:r>
-                    <m:t>6</m:t>
+                    <m:t>64</m:t>
                   </m:r>
                 </m:sup>
               </m:sSup>
-              <m:r>
-                <m:t>4</m:t>
-              </m:r>
               <m:sSup>
                 <m:e>
                   <m:r>
@@ -22560,13 +22533,10 @@
                 </m:e>
                 <m:sup>
                   <m:r>
-                    <m:t>2</m:t>
+                    <m:t>25</m:t>
                   </m:r>
                 </m:sup>
               </m:sSup>
-              <m:r>
-                <m:t>5</m:t>
-              </m:r>
               <m:sSup>
                 <m:e>
                   <m:r>
@@ -22575,13 +22545,10 @@
                 </m:e>
                 <m:sup>
                   <m:r>
-                    <m:t>6</m:t>
+                    <m:t>65</m:t>
                   </m:r>
                 </m:sup>
               </m:sSup>
-              <m:r>
-                <m:t>5</m:t>
-              </m:r>
               <m:sSup>
                 <m:e>
                   <m:r>
@@ -24018,19 +23985,23 @@
         </w:rPr>
         <w:t>的</w:t>
       </w:r>
-      <w:r>
-        <w:rPr>
-          <w:rFonts w:hint="eastAsia" w:ascii="Times New Roman" w:hAnsi="Times New Roman" w:eastAsia="Times New Roman" w:cs="Times New Roman"/>
-        </w:rPr>
-        <w:t>3d</w:t>
-      </w:r>
-      <w:r>
-        <w:rPr>
-          <w:rFonts w:hint="eastAsia" w:ascii="Times New Roman" w:hAnsi="Times New Roman" w:eastAsia="Times New Roman" w:cs="Times New Roman"/>
-          <w:vertAlign w:val="superscript"/>
-        </w:rPr>
-        <w:t>10</w:t>
-      </w:r>
+      <m:oMath>
+        <m:r>
+          <m:t>3</m:t>
+        </m:r>
+        <m:sSup>
+          <m:e>
+            <m:r>
+              <m:t>d</m:t>
+            </m:r>
+          </m:e>
+          <m:sup>
+            <m:r>
+              <m:t>10</m:t>
+            </m:r>
+          </m:sup>
+        </m:sSup>
+      </m:oMath>
       <w:r>
         <w:rPr>
           <w:rFonts w:hint="eastAsia" w:ascii="Times New Roman" w:hAnsi="Times New Roman" w:eastAsia="FangSong" w:cs="Times New Roman"/>
@@ -28720,19 +28691,23 @@
         </w:rPr>
         <w:t>的</w:t>
       </w:r>
-      <w:r>
-        <w:rPr>
-          <w:rFonts w:hint="eastAsia" w:ascii="Times New Roman" w:hAnsi="Times New Roman" w:eastAsia="Times New Roman" w:cs="Times New Roman"/>
-        </w:rPr>
-        <w:t>3s</w:t>
-      </w:r>
-      <w:r>
-        <w:rPr>
-          <w:rFonts w:hint="eastAsia" w:ascii="Times New Roman" w:hAnsi="Times New Roman" w:eastAsia="Times New Roman" w:cs="Times New Roman"/>
-          <w:vertAlign w:val="superscript"/>
-        </w:rPr>
-        <w:t>2</w:t>
-      </w:r>
+      <m:oMath>
+        <m:r>
+          <m:t>3</m:t>
+        </m:r>
+        <m:sSup>
+          <m:e>
+            <m:r>
+              <m:t>s</m:t>
+            </m:r>
+          </m:e>
+          <m:sup>
+            <m:r>
+              <m:t>2</m:t>
+            </m:r>
+          </m:sup>
+        </m:sSup>
+      </m:oMath>
       <w:r>
         <w:rPr>
           <w:rFonts w:hint="eastAsia" w:ascii="Times New Roman" w:hAnsi="Times New Roman" w:eastAsia="FangSong" w:cs="Times New Roman"/>
@@ -28802,13 +28777,10 @@
           </m:e>
           <m:sup>
             <m:r>
-              <m:t>2</m:t>
+              <m:t>23</m:t>
             </m:r>
           </m:sup>
         </m:sSup>
-        <m:r>
-          <m:t>3</m:t>
-        </m:r>
         <m:sSup>
           <m:e>
             <m:r>
@@ -28890,19 +28862,23 @@
         </w:rPr>
         <w:t>的</w:t>
       </w:r>
-      <w:r>
-        <w:rPr>
-          <w:rFonts w:hint="eastAsia" w:ascii="Times New Roman" w:hAnsi="Times New Roman" w:eastAsia="Times New Roman" w:cs="Times New Roman"/>
-        </w:rPr>
-        <w:t>3p</w:t>
-      </w:r>
-      <w:r>
-        <w:rPr>
-          <w:rFonts w:hint="eastAsia" w:ascii="Times New Roman" w:hAnsi="Times New Roman" w:eastAsia="Times New Roman" w:cs="Times New Roman"/>
-          <w:vertAlign w:val="superscript"/>
-        </w:rPr>
-        <w:t>3</w:t>
-      </w:r>
+      <m:oMath>
+        <m:r>
+          <m:t>3</m:t>
+        </m:r>
+        <m:sSup>
+          <m:e>
+            <m:r>
+              <m:t>p</m:t>
+            </m:r>
+          </m:e>
+          <m:sup>
+            <m:r>
+              <m:t>3</m:t>
+            </m:r>
+          </m:sup>
+        </m:sSup>
+      </m:oMath>
       <w:r>
         <w:rPr>
           <w:rFonts w:hint="eastAsia" w:ascii="Times New Roman" w:hAnsi="Times New Roman" w:eastAsia="FangSong" w:cs="Times New Roman"/>
@@ -28952,32 +28928,43 @@
         </w:rPr>
         <w:t>的</w:t>
       </w:r>
-      <w:r>
-        <w:rPr>
-          <w:rFonts w:hint="eastAsia" w:ascii="Times New Roman" w:hAnsi="Times New Roman" w:eastAsia="Times New Roman" w:cs="Times New Roman"/>
-        </w:rPr>
-        <w:t>3p</w:t>
-      </w:r>
-      <w:r>
-        <w:rPr>
-          <w:rFonts w:hint="eastAsia" w:ascii="Times New Roman" w:hAnsi="Times New Roman" w:eastAsia="Times New Roman" w:cs="Times New Roman"/>
-          <w:vertAlign w:val="superscript"/>
-        </w:rPr>
-        <w:t>4</w:t>
-      </w:r>
-      <w:r>
-        <w:rPr>
-          <w:rFonts w:hint="eastAsia" w:ascii="Times New Roman" w:hAnsi="Times New Roman" w:eastAsia="Times New Roman" w:cs="Times New Roman"/>
-        </w:rPr>
-        <w:t>（p</w:t>
-      </w:r>
-      <w:r>
-        <w:rPr>
-          <w:rFonts w:hint="eastAsia" w:ascii="Times New Roman" w:hAnsi="Times New Roman" w:eastAsia="Times New Roman" w:cs="Times New Roman"/>
-          <w:vertAlign w:val="superscript"/>
-        </w:rPr>
-        <w:t>4</w:t>
-      </w:r>
+      <m:oMath>
+        <m:r>
+          <m:t>3</m:t>
+        </m:r>
+        <m:sSup>
+          <m:e>
+            <m:r>
+              <m:t>p</m:t>
+            </m:r>
+          </m:e>
+          <m:sup>
+            <m:r>
+              <m:t>4</m:t>
+            </m:r>
+          </m:sup>
+        </m:sSup>
+      </m:oMath>
+      <w:r>
+        <w:rPr>
+          <w:rFonts w:hint="eastAsia" w:ascii="Times New Roman" w:hAnsi="Times New Roman" w:eastAsia="Times New Roman" w:cs="Times New Roman"/>
+        </w:rPr>
+        <w:t xml:space="preserve">（</w:t>
+      </w:r>
+      <m:oMath>
+        <m:sSup>
+          <m:e>
+            <m:r>
+              <m:t>p</m:t>
+            </m:r>
+          </m:e>
+          <m:sup>
+            <m:r>
+              <m:t>4</m:t>
+            </m:r>
+          </m:sup>
+        </m:sSup>
+      </m:oMath>
       <w:r>
         <w:rPr>
           <w:rFonts w:hint="eastAsia" w:ascii="Times New Roman" w:hAnsi="Times New Roman" w:eastAsia="FangSong" w:cs="Times New Roman"/>
@@ -29112,13 +29099,10 @@
           </m:e>
           <m:sup>
             <m:r>
-              <m:t>2</m:t>
+              <m:t>23</m:t>
             </m:r>
           </m:sup>
         </m:sSup>
-        <m:r>
-          <m:t>3</m:t>
-        </m:r>
         <m:sSup>
           <m:e>
             <m:r>
@@ -29613,13 +29597,10 @@
           </m:e>
           <m:sup>
             <m:r>
-              <m:t>5</m:t>
+              <m:t>54</m:t>
             </m:r>
           </m:sup>
         </m:sSup>
-        <m:r>
-          <m:t>4</m:t>
-        </m:r>
         <m:sSup>
           <m:e>
             <m:r>
@@ -29665,13 +29646,10 @@
           </m:e>
           <m:sup>
             <m:r>
-              <m:t>4</m:t>
+              <m:t>44</m:t>
             </m:r>
           </m:sup>
         </m:sSup>
-        <m:r>
-          <m:t>4</m:t>
-        </m:r>
         <m:sSup>
           <m:e>
             <m:r>
@@ -29765,13 +29743,10 @@
           </m:e>
           <m:sup>
             <m:r>
-              <m:t>4</m:t>
+              <m:t>44</m:t>
             </m:r>
           </m:sup>
         </m:sSup>
-        <m:r>
-          <m:t>4</m:t>
-        </m:r>
         <m:sSup>
           <m:e>
             <m:r>
@@ -29904,13 +29879,10 @@
           </m:e>
           <m:sup>
             <m:r>
-              <m:t>9</m:t>
+              <m:t>94</m:t>
             </m:r>
           </m:sup>
         </m:sSup>
-        <m:r>
-          <m:t>4</m:t>
-        </m:r>
         <m:sSup>
           <m:e>
             <m:r>
@@ -30004,13 +29976,10 @@
           </m:e>
           <m:sup>
             <m:r>
-              <m:t>9</m:t>
+              <m:t>94</m:t>
             </m:r>
           </m:sup>
         </m:sSup>
-        <m:r>
-          <m:t>4</m:t>
-        </m:r>
         <m:sSup>
           <m:e>
             <m:r>
@@ -30193,13 +30162,10 @@
           </m:e>
           <m:sup>
             <m:r>
-              <m:t>2</m:t>
+              <m:t>24</m:t>
             </m:r>
           </m:sup>
         </m:sSup>
-        <m:r>
-          <m:t>4</m:t>
-        </m:r>
         <m:sSup>
           <m:e>
             <m:r>
@@ -30251,13 +30217,10 @@
           </m:e>
           <m:sup>
             <m:r>
-              <m:t>2</m:t>
+              <m:t>24</m:t>
             </m:r>
           </m:sup>
         </m:sSup>
-        <m:r>
-          <m:t>4</m:t>
-        </m:r>
         <m:sSup>
           <m:e>
             <m:r>
@@ -30309,13 +30272,10 @@
           </m:e>
           <m:sup>
             <m:r>
-              <m:t>2</m:t>
+              <m:t>24</m:t>
             </m:r>
           </m:sup>
         </m:sSup>
-        <m:r>
-          <m:t>4</m:t>
-        </m:r>
         <m:sSup>
           <m:e>
             <m:r>
@@ -30367,13 +30327,10 @@
           </m:e>
           <m:sup>
             <m:r>
-              <m:t>2</m:t>
+              <m:t>24</m:t>
             </m:r>
           </m:sup>
         </m:sSup>
-        <m:r>
-          <m:t>4</m:t>
-        </m:r>
         <m:sSup>
           <m:e>
             <m:r>
@@ -30425,13 +30382,10 @@
           </m:e>
           <m:sup>
             <m:r>
-              <m:t>2</m:t>
+              <m:t>24</m:t>
             </m:r>
           </m:sup>
         </m:sSup>
-        <m:r>
-          <m:t>4</m:t>
-        </m:r>
         <m:sSup>
           <m:e>
             <m:r>
@@ -30660,13 +30614,10 @@
           </m:e>
           <m:sup>
             <m:r>
-              <m:t>2</m:t>
+              <m:t>24</m:t>
             </m:r>
           </m:sup>
         </m:sSup>
-        <m:r>
-          <m:t>4</m:t>
-        </m:r>
         <m:sSup>
           <m:e>
             <m:r>
@@ -30848,13 +30799,10 @@
           </m:e>
           <m:sup>
             <m:r>
-              <m:t>2</m:t>
+              <m:t>24</m:t>
             </m:r>
           </m:sup>
         </m:sSup>
-        <m:r>
-          <m:t>4</m:t>
-        </m:r>
         <m:sSup>
           <m:e>
             <m:r>
@@ -31295,13 +31243,10 @@
           </m:e>
           <m:sup>
             <m:r>
-              <m:t>2</m:t>
+              <m:t>24</m:t>
             </m:r>
           </m:sup>
         </m:sSup>
-        <m:r>
-          <m:t>4</m:t>
-        </m:r>
         <m:sSup>
           <m:e>
             <m:r>
@@ -31564,13 +31509,10 @@
           </m:e>
           <m:sup>
             <m:r>
-              <m:t>2</m:t>
+              <m:t>24</m:t>
             </m:r>
           </m:sup>
         </m:sSup>
-        <m:r>
-          <m:t>4</m:t>
-        </m:r>
         <m:sSup>
           <m:e>
             <m:r>
@@ -31651,13 +31593,10 @@
           </m:e>
           <m:sup>
             <m:r>
-              <m:t>2</m:t>
+              <m:t>23</m:t>
             </m:r>
           </m:sup>
         </m:sSup>
-        <m:r>
-          <m:t>3</m:t>
-        </m:r>
         <m:sSup>
           <m:e>
             <m:r>
@@ -31862,19 +31801,23 @@
         </w:rPr>
         <w:t>的</w:t>
       </w:r>
-      <w:r>
-        <w:rPr>
-          <w:rFonts w:hint="eastAsia" w:ascii="Times New Roman" w:hAnsi="Times New Roman" w:eastAsia="Times New Roman" w:cs="Times New Roman"/>
-        </w:rPr>
-        <w:t>3d</w:t>
-      </w:r>
-      <w:r>
-        <w:rPr>
-          <w:rFonts w:hint="eastAsia" w:ascii="Times New Roman" w:hAnsi="Times New Roman" w:eastAsia="Times New Roman" w:cs="Times New Roman"/>
-          <w:vertAlign w:val="superscript"/>
-        </w:rPr>
-        <w:t>10</w:t>
-      </w:r>
+      <m:oMath>
+        <m:r>
+          <m:t>3</m:t>
+        </m:r>
+        <m:sSup>
+          <m:e>
+            <m:r>
+              <m:t>d</m:t>
+            </m:r>
+          </m:e>
+          <m:sup>
+            <m:r>
+              <m:t>10</m:t>
+            </m:r>
+          </m:sup>
+        </m:sSup>
+      </m:oMath>
       <w:r>
         <w:rPr>
           <w:rFonts w:hint="eastAsia" w:ascii="Times New Roman" w:hAnsi="Times New Roman" w:eastAsia="FangSong" w:cs="Times New Roman"/>
@@ -32255,13 +32198,10 @@
           </m:e>
           <m:sup>
             <m:r>
-              <m:t>2</m:t>
+              <m:t>23</m:t>
             </m:r>
           </m:sup>
         </m:sSup>
-        <m:r>
-          <m:t>3</m:t>
-        </m:r>
         <m:sSup>
           <m:e>
             <m:r>
@@ -32350,13 +32290,10 @@
           </m:e>
           <m:sup>
             <m:r>
-              <m:t>2</m:t>
+              <m:t>24</m:t>
             </m:r>
           </m:sup>
         </m:sSup>
-        <m:r>
-          <m:t>4</m:t>
-        </m:r>
         <m:sSup>
           <m:e>
             <m:r>
@@ -32380,21 +32317,25 @@
         <w:rPr>
           <w:rFonts w:hint="eastAsia" w:ascii="Times New Roman" w:hAnsi="Times New Roman" w:eastAsia="FangSong" w:cs="Times New Roman"/>
         </w:rPr>
-        <w:t>含</w:t>
-      </w:r>
-      <w:r>
-        <w:rPr>
-          <w:rFonts w:hint="eastAsia" w:ascii="Times New Roman" w:hAnsi="Times New Roman" w:eastAsia="Times New Roman" w:cs="Times New Roman"/>
-        </w:rPr>
-        <w:t>3d</w:t>
-      </w:r>
-      <w:r>
-        <w:rPr>
-          <w:rFonts w:hint="eastAsia" w:ascii="Times New Roman" w:hAnsi="Times New Roman" w:eastAsia="Times New Roman" w:cs="Times New Roman"/>
-          <w:vertAlign w:val="superscript"/>
-        </w:rPr>
-        <w:t>10</w:t>
-      </w:r>
+        <w:t xml:space="preserve">含</w:t>
+      </w:r>
+      <m:oMath>
+        <m:r>
+          <m:t>3</m:t>
+        </m:r>
+        <m:sSup>
+          <m:e>
+            <m:r>
+              <m:t>d</m:t>
+            </m:r>
+          </m:e>
+          <m:sup>
+            <m:r>
+              <m:t>10</m:t>
+            </m:r>
+          </m:sup>
+        </m:sSup>
+      </m:oMath>
       <w:r>
         <w:rPr>
           <w:rFonts w:hint="eastAsia" w:ascii="Times New Roman" w:hAnsi="Times New Roman" w:eastAsia="Times New Roman" w:cs="Times New Roman"/>
@@ -32494,13 +32435,10 @@
           </m:e>
           <m:sup>
             <m:r>
-              <m:t>2</m:t>
+              <m:t>24</m:t>
             </m:r>
           </m:sup>
         </m:sSup>
-        <m:r>
-          <m:t>4</m:t>
-        </m:r>
         <m:sSup>
           <m:e>
             <m:r>
@@ -32540,13 +32478,10 @@
           </m:e>
           <m:sup>
             <m:r>
-              <m:t>2</m:t>
+              <m:t>23</m:t>
             </m:r>
           </m:sup>
         </m:sSup>
-        <m:r>
-          <m:t>3</m:t>
-        </m:r>
         <m:sSup>
           <m:e>
             <m:r>
@@ -32602,19 +32537,23 @@
         </w:rPr>
         <w:t>的</w:t>
       </w:r>
-      <w:r>
-        <w:rPr>
-          <w:rFonts w:hint="eastAsia" w:ascii="Times New Roman" w:hAnsi="Times New Roman" w:eastAsia="Times New Roman" w:cs="Times New Roman"/>
-        </w:rPr>
-        <w:t>3d</w:t>
-      </w:r>
-      <w:r>
-        <w:rPr>
-          <w:rFonts w:hint="eastAsia" w:ascii="Times New Roman" w:hAnsi="Times New Roman" w:eastAsia="Times New Roman" w:cs="Times New Roman"/>
-          <w:vertAlign w:val="superscript"/>
-        </w:rPr>
-        <w:t>10</w:t>
-      </w:r>
+      <m:oMath>
+        <m:r>
+          <m:t>3</m:t>
+        </m:r>
+        <m:sSup>
+          <m:e>
+            <m:r>
+              <m:t>d</m:t>
+            </m:r>
+          </m:e>
+          <m:sup>
+            <m:r>
+              <m:t>10</m:t>
+            </m:r>
+          </m:sup>
+        </m:sSup>
+      </m:oMath>
       <w:r>
         <w:rPr>
           <w:rFonts w:hint="eastAsia" w:ascii="Times New Roman" w:hAnsi="Times New Roman" w:eastAsia="FangSong" w:cs="Times New Roman"/>
@@ -32725,13 +32664,10 @@
           </m:e>
           <m:sup>
             <m:r>
-              <m:t>2</m:t>
+              <m:t>26</m:t>
             </m:r>
           </m:sup>
         </m:sSup>
-        <m:r>
-          <m:t>6</m:t>
-        </m:r>
         <m:sSup>
           <m:e>
             <m:r>
@@ -32822,13 +32758,10 @@
           </m:e>
           <m:sup>
             <m:r>
-              <m:t>2</m:t>
+              <m:t>25</m:t>
             </m:r>
           </m:sup>
         </m:sSup>
-        <m:r>
-          <m:t>5</m:t>
-        </m:r>
         <m:sSup>
           <m:e>
             <m:r>
@@ -33294,19 +33227,23 @@
         </w:rPr>
         <w:t>的</w:t>
       </w:r>
-      <w:r>
-        <w:rPr>
-          <w:rFonts w:hint="eastAsia" w:ascii="Times New Roman" w:hAnsi="Times New Roman" w:eastAsia="Times New Roman" w:cs="Times New Roman"/>
-        </w:rPr>
-        <w:t>3d</w:t>
-      </w:r>
-      <w:r>
-        <w:rPr>
-          <w:rFonts w:hint="eastAsia" w:ascii="Times New Roman" w:hAnsi="Times New Roman" w:eastAsia="Times New Roman" w:cs="Times New Roman"/>
-          <w:vertAlign w:val="superscript"/>
-        </w:rPr>
-        <w:t>10</w:t>
-      </w:r>
+      <m:oMath>
+        <m:r>
+          <m:t>3</m:t>
+        </m:r>
+        <m:sSup>
+          <m:e>
+            <m:r>
+              <m:t>d</m:t>
+            </m:r>
+          </m:e>
+          <m:sup>
+            <m:r>
+              <m:t>10</m:t>
+            </m:r>
+          </m:sup>
+        </m:sSup>
+      </m:oMath>
       <w:r>
         <w:rPr>
           <w:rFonts w:hint="eastAsia" w:ascii="Times New Roman" w:hAnsi="Times New Roman" w:eastAsia="FangSong" w:cs="Times New Roman"/>
@@ -33400,13 +33337,10 @@
           </m:e>
           <m:sup>
             <m:r>
-              <m:t>2</m:t>
+              <m:t>23</m:t>
             </m:r>
           </m:sup>
         </m:sSup>
-        <m:r>
-          <m:t>3</m:t>
-        </m:r>
         <m:sSup>
           <m:e>
             <m:r>
@@ -35056,13 +34990,10 @@
           </m:e>
           <m:sup>
             <m:r>
-              <m:t>7</m:t>
+              <m:t>76</m:t>
             </m:r>
           </m:sup>
         </m:sSup>
-        <m:r>
-          <m:t>6</m:t>
-        </m:r>
         <m:sSup>
           <m:e>
             <m:r>
@@ -35168,15 +35099,22 @@
         <w:rPr>
           <w:rFonts w:hint="eastAsia" w:ascii="Times New Roman" w:hAnsi="Times New Roman" w:eastAsia="Times New Roman" w:cs="Times New Roman"/>
         </w:rPr>
-        <w:t>，d</w:t>
-      </w:r>
-      <w:r>
-        <w:rPr>
-          <w:rFonts w:hint="eastAsia" w:ascii="Times New Roman" w:hAnsi="Times New Roman" w:eastAsia="Times New Roman" w:cs="Times New Roman"/>
-          <w:vertAlign w:val="superscript"/>
-        </w:rPr>
-        <w:t>6</w:t>
-      </w:r>
+        <w:t xml:space="preserve">，</w:t>
+      </w:r>
+      <m:oMath>
+        <m:sSup>
+          <m:e>
+            <m:r>
+              <m:t>d</m:t>
+            </m:r>
+          </m:e>
+          <m:sup>
+            <m:r>
+              <m:t>6</m:t>
+            </m:r>
+          </m:sup>
+        </m:sSup>
+      </m:oMath>
       <w:r>
         <w:rPr>
           <w:rFonts w:hint="eastAsia" w:ascii="Times New Roman" w:hAnsi="Times New Roman" w:eastAsia="FangSong" w:cs="Times New Roman"/>
@@ -36966,13 +36904,10 @@
           </m:e>
           <m:sup>
             <m:r>
-              <m:t>3</m:t>
+              <m:t>34</m:t>
             </m:r>
           </m:sup>
         </m:sSup>
-        <m:r>
-          <m:t>4</m:t>
-        </m:r>
         <m:sSup>
           <m:e>
             <m:r>
@@ -37118,19 +37053,20 @@
         </w:rPr>
         <w:t>的</w:t>
       </w:r>
-      <w:r>
-        <w:rPr>
-          <w:rFonts w:hint="eastAsia" w:ascii="Times New Roman" w:hAnsi="Times New Roman" w:eastAsia="Times New Roman" w:cs="Times New Roman"/>
-        </w:rPr>
-        <w:t>I</w:t>
-      </w:r>
-      <w:r>
-        <w:rPr>
-          <w:rFonts w:hint="eastAsia" w:ascii="Times New Roman" w:hAnsi="Times New Roman" w:eastAsia="Times New Roman" w:cs="Times New Roman"/>
-          <w:vertAlign w:val="subscript"/>
-        </w:rPr>
-        <w:t>1</w:t>
-      </w:r>
+      <m:oMath>
+        <m:sSub>
+          <m:e>
+            <m:r>
+              <m:t>I</m:t>
+            </m:r>
+          </m:e>
+          <m:sub>
+            <m:r>
+              <m:t>1</m:t>
+            </m:r>
+          </m:sub>
+        </m:sSub>
+      </m:oMath>
       <w:r>
         <w:rPr>
           <w:rFonts w:hint="eastAsia" w:ascii="Times New Roman" w:hAnsi="Times New Roman" w:eastAsia="FangSong" w:cs="Times New Roman"/>
@@ -37797,13 +37733,10 @@
           </m:e>
           <m:sup>
             <m:r>
-              <m:t>2</m:t>
+              <m:t>22</m:t>
             </m:r>
           </m:sup>
         </m:sSup>
-        <m:r>
-          <m:t>2</m:t>
-        </m:r>
         <m:sSup>
           <m:e>
             <m:r>
@@ -37812,13 +37745,10 @@
           </m:e>
           <m:sup>
             <m:r>
-              <m:t>2</m:t>
+              <m:t>22</m:t>
             </m:r>
           </m:sup>
         </m:sSup>
-        <m:r>
-          <m:t>2</m:t>
-        </m:r>
         <m:sSup>
           <m:e>
             <m:r>
@@ -37975,13 +37905,10 @@
           </m:e>
           <m:sup>
             <m:r>
-              <m:t>2</m:t>
+              <m:t>22</m:t>
             </m:r>
           </m:sup>
         </m:sSup>
-        <m:r>
-          <m:t>2</m:t>
-        </m:r>
         <m:sSup>
           <m:e>
             <m:r>
@@ -37990,13 +37917,10 @@
           </m:e>
           <m:sup>
             <m:r>
-              <m:t>2</m:t>
+              <m:t>22</m:t>
             </m:r>
           </m:sup>
         </m:sSup>
-        <m:r>
-          <m:t>2</m:t>
-        </m:r>
         <m:sSup>
           <m:e>
             <m:r>
@@ -38217,19 +38141,23 @@
         </w:rPr>
         <w:t>的</w:t>
       </w:r>
-      <w:r>
-        <w:rPr>
-          <w:rFonts w:hint="eastAsia" w:ascii="Times New Roman" w:hAnsi="Times New Roman" w:eastAsia="Times New Roman" w:cs="Times New Roman"/>
-        </w:rPr>
-        <w:t>3s</w:t>
-      </w:r>
-      <w:r>
-        <w:rPr>
-          <w:rFonts w:hint="eastAsia" w:ascii="Times New Roman" w:hAnsi="Times New Roman" w:eastAsia="Times New Roman" w:cs="Times New Roman"/>
-          <w:vertAlign w:val="superscript"/>
-        </w:rPr>
-        <w:t>2</w:t>
-      </w:r>
+      <m:oMath>
+        <m:r>
+          <m:t>3</m:t>
+        </m:r>
+        <m:sSup>
+          <m:e>
+            <m:r>
+              <m:t>s</m:t>
+            </m:r>
+          </m:e>
+          <m:sup>
+            <m:r>
+              <m:t>2</m:t>
+            </m:r>
+          </m:sup>
+        </m:sSup>
+      </m:oMath>
       <w:r>
         <w:rPr>
           <w:rFonts w:hint="eastAsia" w:ascii="Times New Roman" w:hAnsi="Times New Roman" w:eastAsia="FangSong" w:cs="Times New Roman"/>
@@ -38272,19 +38200,23 @@
         </w:rPr>
         <w:t>的</w:t>
       </w:r>
-      <w:r>
-        <w:rPr>
-          <w:rFonts w:hint="eastAsia" w:ascii="Times New Roman" w:hAnsi="Times New Roman" w:eastAsia="Times New Roman" w:cs="Times New Roman"/>
-        </w:rPr>
-        <w:t>3s</w:t>
-      </w:r>
-      <w:r>
-        <w:rPr>
-          <w:rFonts w:hint="eastAsia" w:ascii="Times New Roman" w:hAnsi="Times New Roman" w:eastAsia="Times New Roman" w:cs="Times New Roman"/>
-          <w:vertAlign w:val="superscript"/>
-        </w:rPr>
-        <w:t>1</w:t>
-      </w:r>
+      <m:oMath>
+        <m:r>
+          <m:t>3</m:t>
+        </m:r>
+        <m:sSup>
+          <m:e>
+            <m:r>
+              <m:t>s</m:t>
+            </m:r>
+          </m:e>
+          <m:sup>
+            <m:r>
+              <m:t>1</m:t>
+            </m:r>
+          </m:sup>
+        </m:sSup>
+      </m:oMath>
       <w:r>
         <w:rPr>
           <w:rFonts w:hint="eastAsia" w:ascii="Times New Roman" w:hAnsi="Times New Roman" w:eastAsia="FangSong" w:cs="Times New Roman"/>
@@ -38507,20 +38439,30 @@
         <w:rPr>
           <w:rFonts w:hint="eastAsia" w:ascii="Times New Roman" w:hAnsi="Times New Roman" w:eastAsia="Times New Roman" w:cs="Times New Roman"/>
         </w:rPr>
-        <w:t>→Y</w:t>
-      </w:r>
-      <w:r>
-        <w:rPr>
-          <w:rFonts w:hint="eastAsia" w:ascii="Times New Roman" w:hAnsi="Times New Roman" w:eastAsia="Times New Roman" w:cs="Times New Roman"/>
-          <w:vertAlign w:val="superscript"/>
-        </w:rPr>
-        <w:t>+</w:t>
-      </w:r>
-      <w:r>
-        <w:rPr>
-          <w:rFonts w:hint="eastAsia" w:ascii="Times New Roman" w:hAnsi="Times New Roman" w:eastAsia="FangSong" w:cs="Times New Roman"/>
-        </w:rPr>
-        <w:t>为</w:t>
+        <w:t>→</w:t>
+      </w:r>
+      <m:oMath>
+        <m:sSup>
+          <m:e>
+            <m:r>
+              <m:t>Y</m:t>
+            </m:r>
+          </m:e>
+          <m:sup>
+            <m:r>
+              <m:rPr>
+                <m:sty m:val="p"/>
+              </m:rPr>
+              <m:t>+</m:t>
+            </m:r>
+          </m:sup>
+        </m:sSup>
+      </m:oMath>
+      <w:r>
+        <w:rPr>
+          <w:rFonts w:hint="eastAsia" w:ascii="Times New Roman" w:hAnsi="Times New Roman" w:eastAsia="FangSong" w:cs="Times New Roman"/>
+        </w:rPr>
+        <w:t xml:space="preserve">为</w:t>
       </w:r>
       <m:oMath>
         <m:oMathPr>
@@ -38542,13 +38484,10 @@
           </m:e>
           <m:sup>
             <m:r>
-              <m:t>2</m:t>
+              <m:t>22</m:t>
             </m:r>
           </m:sup>
         </m:sSup>
-        <m:r>
-          <m:t>2</m:t>
-        </m:r>
         <m:sSup>
           <m:e>
             <m:r>
@@ -38557,13 +38496,10 @@
           </m:e>
           <m:sup>
             <m:r>
-              <m:t>2</m:t>
+              <m:t>22</m:t>
             </m:r>
           </m:sup>
         </m:sSup>
-        <m:r>
-          <m:t>2</m:t>
-        </m:r>
         <m:sSup>
           <m:e>
             <m:r>
@@ -38768,13 +38704,10 @@
           </m:e>
           <m:sup>
             <m:r>
-              <m:t>2</m:t>
+              <m:t>23</m:t>
             </m:r>
           </m:sup>
         </m:sSup>
-        <m:r>
-          <m:t>3</m:t>
-        </m:r>
         <m:sSup>
           <m:e>
             <m:r>
@@ -38881,13 +38814,10 @@
           </m:e>
           <m:sup>
             <m:r>
-              <m:t>2</m:t>
+              <m:t>22</m:t>
             </m:r>
           </m:sup>
         </m:sSup>
-        <m:r>
-          <m:t>2</m:t>
-        </m:r>
         <m:sSup>
           <m:e>
             <m:r>
@@ -38916,7 +38846,80 @@
         <w:rPr>
           <w:rFonts w:hint="eastAsia" w:ascii="Times New Roman" w:hAnsi="Times New Roman" w:eastAsia="Times New Roman" w:cs="Times New Roman"/>
         </w:rPr>
-        <w:t>（c）I</w:t>
+        <w:t xml:space="preserve">（c）</w:t>
+      </w:r>
+      <m:oMath>
+        <m:sSub>
+          <m:e>
+            <m:r>
+              <m:t>I</m:t>
+            </m:r>
+          </m:e>
+          <m:sub>
+            <m:r>
+              <m:t>1</m:t>
+            </m:r>
+          </m:sub>
+        </m:sSub>
+      </m:oMath>
+      <w:r>
+        <w:rPr>
+          <w:rFonts w:hint="eastAsia" w:ascii="Times New Roman" w:hAnsi="Times New Roman" w:eastAsia="FangSong" w:cs="Times New Roman"/>
+        </w:rPr>
+        <w:t>大小</w:t>
+      </w:r>
+      <w:r>
+        <w:rPr>
+          <w:rFonts w:hint="eastAsia" w:ascii="Times New Roman" w:hAnsi="Times New Roman" w:eastAsia="Times New Roman" w:cs="Times New Roman"/>
+        </w:rPr>
+        <w:t>：N(1402)</w:t>
+      </w:r>
+      <w:r>
+        <w:rPr>
+          <w:rFonts w:ascii="Times New Roman" w:hAnsi="Times New Roman" w:eastAsia="Times New Roman" w:cs="Times New Roman"/>
+        </w:rPr>
+        <w:t xml:space="preserve"> &gt; Cl(1251) &gt; </w:t>
+      </w:r>
+      <w:r>
+        <w:rPr>
+          <w:rFonts w:hint="eastAsia" w:ascii="Times New Roman" w:hAnsi="Times New Roman" w:eastAsia="Times New Roman" w:cs="Times New Roman"/>
+        </w:rPr>
+        <w:t>Na(496)。N</w:t>
+      </w:r>
+      <w:r>
+        <w:rPr>
+          <w:rFonts w:hint="eastAsia" w:ascii="Times New Roman" w:hAnsi="Times New Roman" w:eastAsia="FangSong" w:cs="Times New Roman"/>
+        </w:rPr>
+        <w:t>的</w:t>
+      </w:r>
+      <m:oMath>
+        <m:r>
+          <m:t>2</m:t>
+        </m:r>
+        <m:sSup>
+          <m:e>
+            <m:r>
+              <m:t>p</m:t>
+            </m:r>
+          </m:e>
+          <m:sup>
+            <m:r>
+              <m:t>3</m:t>
+            </m:r>
+          </m:sup>
+        </m:sSup>
+      </m:oMath>
+      <w:r>
+        <w:rPr>
+          <w:rFonts w:hint="eastAsia" w:ascii="Times New Roman" w:hAnsi="Times New Roman" w:eastAsia="FangSong" w:cs="Times New Roman"/>
+        </w:rPr>
+        <w:t>半满稳定</w:t>
+      </w:r>
+      <w:r>
+        <w:rPr>
+          <w:rFonts w:hint="eastAsia" w:ascii="Times New Roman" w:hAnsi="Times New Roman" w:eastAsia="Times New Roman" w:cs="Times New Roman"/>
+        </w:rPr>
+        <w:t>→I</w:t>
       </w:r>
       <w:r>
         <w:rPr>
@@ -38929,25 +38932,13 @@
         <w:rPr>
           <w:rFonts w:hint="eastAsia" w:ascii="Times New Roman" w:hAnsi="Times New Roman" w:eastAsia="FangSong" w:cs="Times New Roman"/>
         </w:rPr>
-        <w:t>大小</w:t>
-      </w:r>
-      <w:r>
-        <w:rPr>
-          <w:rFonts w:hint="eastAsia" w:ascii="Times New Roman" w:hAnsi="Times New Roman" w:eastAsia="Times New Roman" w:cs="Times New Roman"/>
-        </w:rPr>
-        <w:t>：N(1402)</w:t>
-      </w:r>
-      <w:r>
-        <w:rPr>
-          <w:rFonts w:ascii="Times New Roman" w:hAnsi="Times New Roman" w:eastAsia="Times New Roman" w:cs="Times New Roman"/>
-        </w:rPr>
-        <w:t xml:space="preserve"> &gt; Cl(1251) &gt; </w:t>
-      </w:r>
-      <w:r>
-        <w:rPr>
-          <w:rFonts w:hint="eastAsia" w:ascii="Times New Roman" w:hAnsi="Times New Roman" w:eastAsia="Times New Roman" w:cs="Times New Roman"/>
-        </w:rPr>
-        <w:t>Na(496)。N</w:t>
+        <w:t>最高</w:t>
+      </w:r>
+      <w:r>
+        <w:rPr>
+          <w:rFonts w:hint="eastAsia" w:ascii="Times New Roman" w:hAnsi="Times New Roman" w:eastAsia="Times New Roman" w:cs="Times New Roman"/>
+        </w:rPr>
+        <w:t>。Cl</w:t>
       </w:r>
       <w:r>
         <w:rPr>
@@ -38955,24 +38946,28 @@
         </w:rPr>
         <w:t>的</w:t>
       </w:r>
-      <w:r>
-        <w:rPr>
-          <w:rFonts w:hint="eastAsia" w:ascii="Times New Roman" w:hAnsi="Times New Roman" w:eastAsia="Times New Roman" w:cs="Times New Roman"/>
-        </w:rPr>
-        <w:t>2p</w:t>
-      </w:r>
-      <w:r>
-        <w:rPr>
-          <w:rFonts w:hint="eastAsia" w:ascii="Times New Roman" w:hAnsi="Times New Roman" w:eastAsia="Times New Roman" w:cs="Times New Roman"/>
-          <w:vertAlign w:val="superscript"/>
-        </w:rPr>
-        <w:t>3</w:t>
-      </w:r>
-      <w:r>
-        <w:rPr>
-          <w:rFonts w:hint="eastAsia" w:ascii="Times New Roman" w:hAnsi="Times New Roman" w:eastAsia="FangSong" w:cs="Times New Roman"/>
-        </w:rPr>
-        <w:t>半满稳定</w:t>
+      <m:oMath>
+        <m:r>
+          <m:t>2</m:t>
+        </m:r>
+        <m:sSup>
+          <m:e>
+            <m:r>
+              <m:t>p</m:t>
+            </m:r>
+          </m:e>
+          <m:sup>
+            <m:r>
+              <m:t>5</m:t>
+            </m:r>
+          </m:sup>
+        </m:sSup>
+      </m:oMath>
+      <w:r>
+        <w:rPr>
+          <w:rFonts w:hint="eastAsia" w:ascii="Times New Roman" w:hAnsi="Times New Roman" w:eastAsia="FangSong" w:cs="Times New Roman"/>
+        </w:rPr>
+        <w:t>接近全满</w:t>
       </w:r>
       <w:r>
         <w:rPr>
@@ -38991,13 +38986,13 @@
         <w:rPr>
           <w:rFonts w:hint="eastAsia" w:ascii="Times New Roman" w:hAnsi="Times New Roman" w:eastAsia="FangSong" w:cs="Times New Roman"/>
         </w:rPr>
-        <w:t>最高</w:t>
-      </w:r>
-      <w:r>
-        <w:rPr>
-          <w:rFonts w:hint="eastAsia" w:ascii="Times New Roman" w:hAnsi="Times New Roman" w:eastAsia="Times New Roman" w:cs="Times New Roman"/>
-        </w:rPr>
-        <w:t>。Cl</w:t>
+        <w:t>较高</w:t>
+      </w:r>
+      <w:r>
+        <w:rPr>
+          <w:rFonts w:hint="eastAsia" w:ascii="Times New Roman" w:hAnsi="Times New Roman" w:eastAsia="Times New Roman" w:cs="Times New Roman"/>
+        </w:rPr>
+        <w:t>。Na</w:t>
       </w:r>
       <w:r>
         <w:rPr>
@@ -39005,69 +39000,23 @@
         </w:rPr>
         <w:t>的</w:t>
       </w:r>
-      <w:r>
-        <w:rPr>
-          <w:rFonts w:hint="eastAsia" w:ascii="Times New Roman" w:hAnsi="Times New Roman" w:eastAsia="Times New Roman" w:cs="Times New Roman"/>
-        </w:rPr>
-        <w:t>2p</w:t>
-      </w:r>
-      <w:r>
-        <w:rPr>
-          <w:rFonts w:hint="eastAsia" w:ascii="Times New Roman" w:hAnsi="Times New Roman" w:eastAsia="Times New Roman" w:cs="Times New Roman"/>
-          <w:vertAlign w:val="superscript"/>
-        </w:rPr>
-        <w:t>5</w:t>
-      </w:r>
-      <w:r>
-        <w:rPr>
-          <w:rFonts w:hint="eastAsia" w:ascii="Times New Roman" w:hAnsi="Times New Roman" w:eastAsia="FangSong" w:cs="Times New Roman"/>
-        </w:rPr>
-        <w:t>接近全满</w:t>
-      </w:r>
-      <w:r>
-        <w:rPr>
-          <w:rFonts w:hint="eastAsia" w:ascii="Times New Roman" w:hAnsi="Times New Roman" w:eastAsia="Times New Roman" w:cs="Times New Roman"/>
-        </w:rPr>
-        <w:t>→I</w:t>
-      </w:r>
-      <w:r>
-        <w:rPr>
-          <w:rFonts w:hint="eastAsia" w:ascii="Times New Roman" w:hAnsi="Times New Roman" w:eastAsia="Times New Roman" w:cs="Times New Roman"/>
-          <w:vertAlign w:val="subscript"/>
-        </w:rPr>
-        <w:t>1</w:t>
-      </w:r>
-      <w:r>
-        <w:rPr>
-          <w:rFonts w:hint="eastAsia" w:ascii="Times New Roman" w:hAnsi="Times New Roman" w:eastAsia="FangSong" w:cs="Times New Roman"/>
-        </w:rPr>
-        <w:t>较高</w:t>
-      </w:r>
-      <w:r>
-        <w:rPr>
-          <w:rFonts w:hint="eastAsia" w:ascii="Times New Roman" w:hAnsi="Times New Roman" w:eastAsia="Times New Roman" w:cs="Times New Roman"/>
-        </w:rPr>
-        <w:t>。Na</w:t>
-      </w:r>
-      <w:r>
-        <w:rPr>
-          <w:rFonts w:hint="eastAsia" w:ascii="Times New Roman" w:hAnsi="Times New Roman" w:eastAsia="FangSong" w:cs="Times New Roman"/>
-        </w:rPr>
-        <w:t>的</w:t>
-      </w:r>
-      <w:r>
-        <w:rPr>
-          <w:rFonts w:hint="eastAsia" w:ascii="Times New Roman" w:hAnsi="Times New Roman" w:eastAsia="Times New Roman" w:cs="Times New Roman"/>
-        </w:rPr>
-        <w:t>3s</w:t>
-      </w:r>
-      <w:r>
-        <w:rPr>
-          <w:rFonts w:hint="eastAsia" w:ascii="Times New Roman" w:hAnsi="Times New Roman" w:eastAsia="Times New Roman" w:cs="Times New Roman"/>
-          <w:vertAlign w:val="superscript"/>
-        </w:rPr>
-        <w:t>1</w:t>
-      </w:r>
+      <m:oMath>
+        <m:r>
+          <m:t>3</m:t>
+        </m:r>
+        <m:sSup>
+          <m:e>
+            <m:r>
+              <m:t>s</m:t>
+            </m:r>
+          </m:e>
+          <m:sup>
+            <m:r>
+              <m:t>1</m:t>
+            </m:r>
+          </m:sup>
+        </m:sSup>
+      </m:oMath>
       <w:r>
         <w:rPr>
           <w:rFonts w:hint="eastAsia" w:ascii="Times New Roman" w:hAnsi="Times New Roman" w:eastAsia="FangSong" w:cs="Times New Roman"/>
@@ -42347,13 +42296,10 @@
           </m:e>
           <m:sup>
             <m:r>
-              <m:t>2</m:t>
+              <m:t>22</m:t>
             </m:r>
           </m:sup>
         </m:sSup>
-        <m:r>
-          <m:t>2</m:t>
-        </m:r>
         <m:sSup>
           <m:e>
             <m:r>
@@ -42362,13 +42308,10 @@
           </m:e>
           <m:sup>
             <m:r>
-              <m:t>2</m:t>
+              <m:t>22</m:t>
             </m:r>
           </m:sup>
         </m:sSup>
-        <m:r>
-          <m:t>2</m:t>
-        </m:r>
         <m:sSup>
           <m:e>
             <m:r>
@@ -42377,13 +42320,10 @@
           </m:e>
           <m:sup>
             <m:r>
-              <m:t>6</m:t>
+              <m:t>63</m:t>
             </m:r>
           </m:sup>
         </m:sSup>
-        <m:r>
-          <m:t>3</m:t>
-        </m:r>
         <m:sSup>
           <m:e>
             <m:r>
@@ -42932,13 +42872,10 @@
           </m:e>
           <m:sup>
             <m:r>
-              <m:t>2</m:t>
+              <m:t>24</m:t>
             </m:r>
           </m:sup>
         </m:sSup>
-        <m:r>
-          <m:t>4</m:t>
-        </m:r>
         <m:sSup>
           <m:e>
             <m:r>
@@ -43002,13 +42939,10 @@
           </m:e>
           <m:sup>
             <m:r>
-              <m:t>2</m:t>
+              <m:t>22</m:t>
             </m:r>
           </m:sup>
         </m:sSup>
-        <m:r>
-          <m:t>2</m:t>
-        </m:r>
         <m:sSup>
           <m:e>
             <m:r>
@@ -43017,13 +42951,10 @@
           </m:e>
           <m:sup>
             <m:r>
-              <m:t>2</m:t>
+              <m:t>22</m:t>
             </m:r>
           </m:sup>
         </m:sSup>
-        <m:r>
-          <m:t>2</m:t>
-        </m:r>
         <m:sSup>
           <m:e>
             <m:r>
@@ -43032,13 +42963,10 @@
           </m:e>
           <m:sup>
             <m:r>
-              <m:t>6</m:t>
+              <m:t>63</m:t>
             </m:r>
           </m:sup>
         </m:sSup>
-        <m:r>
-          <m:t>3</m:t>
-        </m:r>
         <m:sSup>
           <m:e>
             <m:r>
@@ -43047,13 +42975,10 @@
           </m:e>
           <m:sup>
             <m:r>
-              <m:t>2</m:t>
+              <m:t>23</m:t>
             </m:r>
           </m:sup>
         </m:sSup>
-        <m:r>
-          <m:t>3</m:t>
-        </m:r>
         <m:sSup>
           <m:e>
             <m:r>
@@ -43666,54 +43591,58 @@
         </w:rPr>
         <w:t>为</w:t>
       </w:r>
-      <w:r>
-        <w:rPr>
-          <w:rFonts w:hint="eastAsia" w:ascii="Times New Roman" w:hAnsi="Times New Roman" w:eastAsia="Times New Roman" w:cs="Times New Roman"/>
-        </w:rPr>
-        <w:t>3d</w:t>
+      <m:oMath>
+        <m:r>
+          <m:t>3</m:t>
+        </m:r>
+        <m:sSup>
+          <m:e>
+            <m:r>
+              <m:t>d</m:t>
+            </m:r>
+          </m:e>
+          <m:sup>
+            <m:r>
+              <m:t>5</m:t>
+            </m:r>
+          </m:sup>
+        </m:sSup>
+      </m:oMath>
+      <w:r>
+        <w:rPr>
+          <w:rFonts w:hint="eastAsia" w:ascii="Times New Roman" w:hAnsi="Times New Roman" w:eastAsia="Times New Roman" w:cs="Times New Roman"/>
+        </w:rPr>
+        <w:t>。</w:t>
+      </w:r>
+      <w:r>
+        <w:rPr>
+          <w:rFonts w:hint="eastAsia" w:ascii="Times New Roman" w:hAnsi="Times New Roman" w:eastAsia="FangSong" w:cs="Times New Roman"/>
+        </w:rPr>
+        <w:t>在强场配体</w:t>
+      </w:r>
+      <w:r>
+        <w:rPr>
+          <w:rFonts w:hint="eastAsia" w:ascii="Times New Roman" w:hAnsi="Times New Roman" w:eastAsia="Times New Roman" w:cs="Times New Roman"/>
+        </w:rPr>
+        <w:t>（</w:t>
+      </w:r>
+      <w:r>
+        <w:rPr>
+          <w:rFonts w:hint="eastAsia" w:ascii="Times New Roman" w:hAnsi="Times New Roman" w:eastAsia="FangSong" w:cs="Times New Roman"/>
+        </w:rPr>
+        <w:t>如</w:t>
+      </w:r>
+      <w:r>
+        <w:rPr>
+          <w:rFonts w:hint="eastAsia" w:ascii="Times New Roman" w:hAnsi="Times New Roman" w:eastAsia="Times New Roman" w:cs="Times New Roman"/>
+        </w:rPr>
+        <w:t>CN</w:t>
       </w:r>
       <w:r>
         <w:rPr>
           <w:rFonts w:hint="eastAsia" w:ascii="Times New Roman" w:hAnsi="Times New Roman" w:eastAsia="Times New Roman" w:cs="Times New Roman"/>
           <w:vertAlign w:val="superscript"/>
         </w:rPr>
-        <w:t>5</w:t>
-      </w:r>
-      <w:r>
-        <w:rPr>
-          <w:rFonts w:hint="eastAsia" w:ascii="Times New Roman" w:hAnsi="Times New Roman" w:eastAsia="Times New Roman" w:cs="Times New Roman"/>
-        </w:rPr>
-        <w:t>。</w:t>
-      </w:r>
-      <w:r>
-        <w:rPr>
-          <w:rFonts w:hint="eastAsia" w:ascii="Times New Roman" w:hAnsi="Times New Roman" w:eastAsia="FangSong" w:cs="Times New Roman"/>
-        </w:rPr>
-        <w:t>在强场配体</w:t>
-      </w:r>
-      <w:r>
-        <w:rPr>
-          <w:rFonts w:hint="eastAsia" w:ascii="Times New Roman" w:hAnsi="Times New Roman" w:eastAsia="Times New Roman" w:cs="Times New Roman"/>
-        </w:rPr>
-        <w:t>（</w:t>
-      </w:r>
-      <w:r>
-        <w:rPr>
-          <w:rFonts w:hint="eastAsia" w:ascii="Times New Roman" w:hAnsi="Times New Roman" w:eastAsia="FangSong" w:cs="Times New Roman"/>
-        </w:rPr>
-        <w:t>如</w:t>
-      </w:r>
-      <w:r>
-        <w:rPr>
-          <w:rFonts w:hint="eastAsia" w:ascii="Times New Roman" w:hAnsi="Times New Roman" w:eastAsia="Times New Roman" w:cs="Times New Roman"/>
-        </w:rPr>
-        <w:t>CN</w:t>
-      </w:r>
-      <w:r>
-        <w:rPr>
-          <w:rFonts w:hint="eastAsia" w:ascii="Times New Roman" w:hAnsi="Times New Roman" w:eastAsia="Times New Roman" w:cs="Times New Roman"/>
-          <w:vertAlign w:val="superscript"/>
-        </w:rPr>
         <w:t>-</w:t>
       </w:r>
       <w:r>
@@ -43732,20 +43661,27 @@
         <w:rPr>
           <w:rFonts w:hint="eastAsia" w:ascii="Times New Roman" w:hAnsi="Times New Roman" w:eastAsia="Times New Roman" w:cs="Times New Roman"/>
         </w:rPr>
-        <w:t>，d</w:t>
-      </w:r>
-      <w:r>
-        <w:rPr>
-          <w:rFonts w:hint="eastAsia" w:ascii="Times New Roman" w:hAnsi="Times New Roman" w:eastAsia="Times New Roman" w:cs="Times New Roman"/>
-          <w:vertAlign w:val="superscript"/>
-        </w:rPr>
-        <w:t>5</w:t>
-      </w:r>
-      <w:r>
-        <w:rPr>
-          <w:rFonts w:hint="eastAsia" w:ascii="Times New Roman" w:hAnsi="Times New Roman" w:eastAsia="FangSong" w:cs="Times New Roman"/>
-        </w:rPr>
-        <w:t>可以为低自旋</w:t>
+        <w:t>，</w:t>
+      </w:r>
+      <m:oMath>
+        <m:sSup>
+          <m:e>
+            <m:r>
+              <m:t>d</m:t>
+            </m:r>
+          </m:e>
+          <m:sup>
+            <m:r>
+              <m:t>5</m:t>
+            </m:r>
+          </m:sup>
+        </m:sSup>
+      </m:oMath>
+      <w:r>
+        <w:rPr>
+          <w:rFonts w:hint="eastAsia" w:ascii="Times New Roman" w:hAnsi="Times New Roman" w:eastAsia="FangSong" w:cs="Times New Roman"/>
+        </w:rPr>
+        <w:t xml:space="preserve">可以为低自旋</w:t>
       </w:r>
       <m:oMath>
         <m:oMathPr>
@@ -43937,24 +43873,124 @@
         </w:rPr>
         <w:t>不可能是</w:t>
       </w:r>
-      <w:r>
-        <w:rPr>
-          <w:rFonts w:hint="eastAsia" w:ascii="Times New Roman" w:hAnsi="Times New Roman" w:eastAsia="Times New Roman" w:cs="Times New Roman"/>
-        </w:rPr>
-        <w:t>d</w:t>
+      <m:oMath>
+        <m:sSup>
+          <m:e>
+            <m:r>
+              <m:t>d</m:t>
+            </m:r>
+          </m:e>
+          <m:sup>
+            <m:r>
+              <m:t>5</m:t>
+            </m:r>
+          </m:sup>
+        </m:sSup>
+      </m:oMath>
+      <w:r>
+        <w:rPr>
+          <w:rFonts w:hint="eastAsia" w:ascii="Times New Roman" w:hAnsi="Times New Roman" w:eastAsia="FangSong" w:cs="Times New Roman"/>
+        </w:rPr>
+        <w:t>构型</w:t>
+      </w:r>
+      <w:r>
+        <w:rPr>
+          <w:rFonts w:hint="eastAsia" w:ascii="Times New Roman" w:hAnsi="Times New Roman" w:eastAsia="Times New Roman" w:cs="Times New Roman"/>
+        </w:rPr>
+        <w:t>。</w:t>
+      </w:r>
+      <w:r>
+        <w:rPr>
+          <w:rFonts w:hint="eastAsia" w:ascii="Times New Roman" w:hAnsi="Times New Roman" w:eastAsia="FangSong" w:cs="Times New Roman"/>
+        </w:rPr>
+        <w:t>修正</w:t>
+      </w:r>
+      <w:r>
+        <w:rPr>
+          <w:rFonts w:hint="eastAsia" w:ascii="Times New Roman" w:hAnsi="Times New Roman" w:eastAsia="Times New Roman" w:cs="Times New Roman"/>
+        </w:rPr>
+        <w:t>：</w:t>
+      </w:r>
+      <w:r>
+        <w:rPr>
+          <w:rFonts w:hint="eastAsia" w:ascii="Times New Roman" w:hAnsi="Times New Roman" w:eastAsia="FangSong" w:cs="Times New Roman"/>
+        </w:rPr>
+        <w:t>若配体为强场</w:t>
+      </w:r>
+      <w:r>
+        <w:rPr>
+          <w:rFonts w:hint="eastAsia" w:ascii="Times New Roman" w:hAnsi="Times New Roman" w:eastAsia="Times New Roman" w:cs="Times New Roman"/>
+        </w:rPr>
+        <w:t>（</w:t>
+      </w:r>
+      <w:r>
+        <w:rPr>
+          <w:rFonts w:hint="eastAsia" w:ascii="Times New Roman" w:hAnsi="Times New Roman" w:eastAsia="FangSong" w:cs="Times New Roman"/>
+        </w:rPr>
+        <w:t>如</w:t>
+      </w:r>
+      <w:r>
+        <w:rPr>
+          <w:rFonts w:hint="eastAsia" w:ascii="Times New Roman" w:hAnsi="Times New Roman" w:eastAsia="Times New Roman" w:cs="Times New Roman"/>
+        </w:rPr>
+        <w:t>CN</w:t>
       </w:r>
       <w:r>
         <w:rPr>
           <w:rFonts w:hint="eastAsia" w:ascii="Times New Roman" w:hAnsi="Times New Roman" w:eastAsia="Times New Roman" w:cs="Times New Roman"/>
           <w:vertAlign w:val="superscript"/>
         </w:rPr>
-        <w:t>5</w:t>
-      </w:r>
-      <w:r>
-        <w:rPr>
-          <w:rFonts w:hint="eastAsia" w:ascii="Times New Roman" w:hAnsi="Times New Roman" w:eastAsia="FangSong" w:cs="Times New Roman"/>
-        </w:rPr>
-        <w:t>构型</w:t>
+        <w:t>-</w:t>
+      </w:r>
+      <w:r>
+        <w:rPr>
+          <w:rFonts w:hint="eastAsia" w:ascii="Times New Roman" w:hAnsi="Times New Roman" w:eastAsia="Times New Roman" w:cs="Times New Roman"/>
+        </w:rPr>
+        <w:t>），</w:t>
+      </w:r>
+      <m:oMath>
+        <m:sSup>
+          <m:e>
+            <m:r>
+              <m:t>d</m:t>
+            </m:r>
+          </m:e>
+          <m:sup>
+            <m:r>
+              <m:t>5</m:t>
+            </m:r>
+          </m:sup>
+        </m:sSup>
+      </m:oMath>
+      <w:r>
+        <w:rPr>
+          <w:rFonts w:hint="eastAsia" w:ascii="Times New Roman" w:hAnsi="Times New Roman" w:eastAsia="FangSong" w:cs="Times New Roman"/>
+        </w:rPr>
+        <w:t>低自旋仍有</w:t>
+      </w:r>
+      <w:r>
+        <w:rPr>
+          <w:rFonts w:hint="eastAsia" w:ascii="Times New Roman" w:hAnsi="Times New Roman" w:eastAsia="Times New Roman" w:cs="Times New Roman"/>
+        </w:rPr>
+        <w:t>1</w:t>
+      </w:r>
+      <w:r>
+        <w:rPr>
+          <w:rFonts w:hint="eastAsia" w:ascii="Times New Roman" w:hAnsi="Times New Roman" w:eastAsia="FangSong" w:cs="Times New Roman"/>
+        </w:rPr>
+        <w:t>个未成对电子</w:t>
+      </w:r>
+      <w:r>
+        <w:rPr>
+          <w:rFonts w:hint="eastAsia" w:ascii="Times New Roman" w:hAnsi="Times New Roman" w:eastAsia="Times New Roman" w:cs="Times New Roman"/>
+        </w:rPr>
+        <w:t>→</w:t>
+      </w:r>
+      <w:r>
+        <w:rPr>
+          <w:rFonts w:hint="eastAsia" w:ascii="Times New Roman" w:hAnsi="Times New Roman" w:eastAsia="FangSong" w:cs="Times New Roman"/>
+        </w:rPr>
+        <w:t>不可能完全反磁</w:t>
       </w:r>
       <w:r>
         <w:rPr>
@@ -43966,149 +44002,57 @@
         <w:rPr>
           <w:rFonts w:hint="eastAsia" w:ascii="Times New Roman" w:hAnsi="Times New Roman" w:eastAsia="FangSong" w:cs="Times New Roman"/>
         </w:rPr>
-        <w:t>修正</w:t>
-      </w:r>
-      <w:r>
-        <w:rPr>
-          <w:rFonts w:hint="eastAsia" w:ascii="Times New Roman" w:hAnsi="Times New Roman" w:eastAsia="Times New Roman" w:cs="Times New Roman"/>
-        </w:rPr>
-        <w:t>：</w:t>
-      </w:r>
-      <w:r>
-        <w:rPr>
-          <w:rFonts w:hint="eastAsia" w:ascii="Times New Roman" w:hAnsi="Times New Roman" w:eastAsia="FangSong" w:cs="Times New Roman"/>
-        </w:rPr>
-        <w:t>若配体为强场</w:t>
-      </w:r>
-      <w:r>
-        <w:rPr>
-          <w:rFonts w:hint="eastAsia" w:ascii="Times New Roman" w:hAnsi="Times New Roman" w:eastAsia="Times New Roman" w:cs="Times New Roman"/>
-        </w:rPr>
-        <w:t>（</w:t>
-      </w:r>
-      <w:r>
-        <w:rPr>
-          <w:rFonts w:hint="eastAsia" w:ascii="Times New Roman" w:hAnsi="Times New Roman" w:eastAsia="FangSong" w:cs="Times New Roman"/>
-        </w:rPr>
-        <w:t>如</w:t>
-      </w:r>
-      <w:r>
-        <w:rPr>
-          <w:rFonts w:hint="eastAsia" w:ascii="Times New Roman" w:hAnsi="Times New Roman" w:eastAsia="Times New Roman" w:cs="Times New Roman"/>
-        </w:rPr>
-        <w:t>CN</w:t>
+        <w:t>因此</w:t>
+      </w:r>
+      <w:r>
+        <w:rPr>
+          <w:rFonts w:hint="eastAsia" w:ascii="Times New Roman" w:hAnsi="Times New Roman" w:eastAsia="Times New Roman" w:cs="Times New Roman"/>
+        </w:rPr>
+        <w:t>A</w:t>
+      </w:r>
+      <w:r>
+        <w:rPr>
+          <w:rFonts w:hint="eastAsia" w:ascii="Times New Roman" w:hAnsi="Times New Roman" w:eastAsia="FangSong" w:cs="Times New Roman"/>
+        </w:rPr>
+        <w:t>可能为</w:t>
+      </w:r>
+      <w:r>
+        <w:rPr>
+          <w:rFonts w:hint="eastAsia" w:ascii="Times New Roman" w:hAnsi="Times New Roman" w:eastAsia="Times New Roman" w:cs="Times New Roman"/>
+        </w:rPr>
+        <w:t>[Fe(CN)</w:t>
+      </w:r>
+      <w:r>
+        <w:rPr>
+          <w:rFonts w:hint="eastAsia" w:ascii="Times New Roman" w:hAnsi="Times New Roman" w:eastAsia="Times New Roman" w:cs="Times New Roman"/>
+          <w:vertAlign w:val="subscript"/>
+        </w:rPr>
+        <w:t>6</w:t>
+      </w:r>
+      <w:r>
+        <w:rPr>
+          <w:rFonts w:hint="eastAsia" w:ascii="Times New Roman" w:hAnsi="Times New Roman" w:eastAsia="Times New Roman" w:cs="Times New Roman"/>
+        </w:rPr>
+        <w:t>]</w:t>
       </w:r>
       <w:r>
         <w:rPr>
           <w:rFonts w:hint="eastAsia" w:ascii="Times New Roman" w:hAnsi="Times New Roman" w:eastAsia="Times New Roman" w:cs="Times New Roman"/>
           <w:vertAlign w:val="superscript"/>
         </w:rPr>
-        <w:t>-</w:t>
-      </w:r>
-      <w:r>
-        <w:rPr>
-          <w:rFonts w:hint="eastAsia" w:ascii="Times New Roman" w:hAnsi="Times New Roman" w:eastAsia="Times New Roman" w:cs="Times New Roman"/>
-        </w:rPr>
-        <w:t>），d</w:t>
+        <w:t>4-</w:t>
+      </w:r>
+      <w:r>
+        <w:rPr>
+          <w:rFonts w:hint="eastAsia" w:ascii="Times New Roman" w:hAnsi="Times New Roman" w:eastAsia="Times New Roman" w:cs="Times New Roman"/>
+        </w:rPr>
+        <w:t>（Fe</w:t>
       </w:r>
       <w:r>
         <w:rPr>
           <w:rFonts w:hint="eastAsia" w:ascii="Times New Roman" w:hAnsi="Times New Roman" w:eastAsia="Times New Roman" w:cs="Times New Roman"/>
           <w:vertAlign w:val="superscript"/>
         </w:rPr>
-        <w:t>5</w:t>
-      </w:r>
-      <w:r>
-        <w:rPr>
-          <w:rFonts w:hint="eastAsia" w:ascii="Times New Roman" w:hAnsi="Times New Roman" w:eastAsia="FangSong" w:cs="Times New Roman"/>
-        </w:rPr>
-        <w:t>低自旋仍有</w:t>
-      </w:r>
-      <w:r>
-        <w:rPr>
-          <w:rFonts w:hint="eastAsia" w:ascii="Times New Roman" w:hAnsi="Times New Roman" w:eastAsia="Times New Roman" w:cs="Times New Roman"/>
-        </w:rPr>
-        <w:t>1</w:t>
-      </w:r>
-      <w:r>
-        <w:rPr>
-          <w:rFonts w:hint="eastAsia" w:ascii="Times New Roman" w:hAnsi="Times New Roman" w:eastAsia="FangSong" w:cs="Times New Roman"/>
-        </w:rPr>
-        <w:t>个未成对电子</w:t>
-      </w:r>
-      <w:r>
-        <w:rPr>
-          <w:rFonts w:hint="eastAsia" w:ascii="Times New Roman" w:hAnsi="Times New Roman" w:eastAsia="Times New Roman" w:cs="Times New Roman"/>
-        </w:rPr>
-        <w:t>→</w:t>
-      </w:r>
-      <w:r>
-        <w:rPr>
-          <w:rFonts w:hint="eastAsia" w:ascii="Times New Roman" w:hAnsi="Times New Roman" w:eastAsia="FangSong" w:cs="Times New Roman"/>
-        </w:rPr>
-        <w:t>不可能完全反磁</w:t>
-      </w:r>
-      <w:r>
-        <w:rPr>
-          <w:rFonts w:hint="eastAsia" w:ascii="Times New Roman" w:hAnsi="Times New Roman" w:eastAsia="Times New Roman" w:cs="Times New Roman"/>
-        </w:rPr>
-        <w:t>。</w:t>
-      </w:r>
-      <w:r>
-        <w:rPr>
-          <w:rFonts w:hint="eastAsia" w:ascii="Times New Roman" w:hAnsi="Times New Roman" w:eastAsia="FangSong" w:cs="Times New Roman"/>
-        </w:rPr>
-        <w:t>因此</w:t>
-      </w:r>
-      <w:r>
-        <w:rPr>
-          <w:rFonts w:hint="eastAsia" w:ascii="Times New Roman" w:hAnsi="Times New Roman" w:eastAsia="Times New Roman" w:cs="Times New Roman"/>
-        </w:rPr>
-        <w:t>A</w:t>
-      </w:r>
-      <w:r>
-        <w:rPr>
-          <w:rFonts w:hint="eastAsia" w:ascii="Times New Roman" w:hAnsi="Times New Roman" w:eastAsia="FangSong" w:cs="Times New Roman"/>
-        </w:rPr>
-        <w:t>可能为</w:t>
-      </w:r>
-      <w:r>
-        <w:rPr>
-          <w:rFonts w:hint="eastAsia" w:ascii="Times New Roman" w:hAnsi="Times New Roman" w:eastAsia="Times New Roman" w:cs="Times New Roman"/>
-        </w:rPr>
-        <w:t>[Fe(CN)</w:t>
-      </w:r>
-      <w:r>
-        <w:rPr>
-          <w:rFonts w:hint="eastAsia" w:ascii="Times New Roman" w:hAnsi="Times New Roman" w:eastAsia="Times New Roman" w:cs="Times New Roman"/>
-          <w:vertAlign w:val="subscript"/>
-        </w:rPr>
-        <w:t>6</w:t>
-      </w:r>
-      <w:r>
-        <w:rPr>
-          <w:rFonts w:hint="eastAsia" w:ascii="Times New Roman" w:hAnsi="Times New Roman" w:eastAsia="Times New Roman" w:cs="Times New Roman"/>
-        </w:rPr>
-        <w:t>]</w:t>
-      </w:r>
-      <w:r>
-        <w:rPr>
-          <w:rFonts w:hint="eastAsia" w:ascii="Times New Roman" w:hAnsi="Times New Roman" w:eastAsia="Times New Roman" w:cs="Times New Roman"/>
-          <w:vertAlign w:val="superscript"/>
-        </w:rPr>
-        <w:t>4-</w:t>
-      </w:r>
-      <w:r>
-        <w:rPr>
-          <w:rFonts w:hint="eastAsia" w:ascii="Times New Roman" w:hAnsi="Times New Roman" w:eastAsia="Times New Roman" w:cs="Times New Roman"/>
-        </w:rPr>
-        <w:t>（Fe</w:t>
-      </w:r>
-      <w:r>
-        <w:rPr>
-          <w:rFonts w:hint="eastAsia" w:ascii="Times New Roman" w:hAnsi="Times New Roman" w:eastAsia="Times New Roman" w:cs="Times New Roman"/>
-          <w:vertAlign w:val="superscript"/>
-        </w:rPr>
         <w:t>2+</w:t>
       </w:r>
       <w:r>
@@ -44123,24 +44067,25 @@
         </w:rPr>
         <w:t xml:space="preserve"> </w:t>
       </w:r>
-      <w:r>
-        <w:rPr>
-          <w:rFonts w:hint="eastAsia" w:ascii="Times New Roman" w:hAnsi="Times New Roman" w:eastAsia="Times New Roman" w:cs="Times New Roman"/>
-        </w:rPr>
-        <w:t>d</w:t>
-      </w:r>
-      <w:r>
-        <w:rPr>
-          <w:rFonts w:hint="eastAsia" w:ascii="Times New Roman" w:hAnsi="Times New Roman" w:eastAsia="Times New Roman" w:cs="Times New Roman"/>
-          <w:vertAlign w:val="superscript"/>
-        </w:rPr>
-        <w:t>6</w:t>
-      </w:r>
-      <w:r>
-        <w:rPr>
-          <w:rFonts w:hint="eastAsia" w:ascii="Times New Roman" w:hAnsi="Times New Roman" w:eastAsia="FangSong" w:cs="Times New Roman"/>
-        </w:rPr>
-        <w:t>低自旋</w:t>
+      <m:oMath>
+        <m:sSup>
+          <m:e>
+            <m:r>
+              <m:t>d</m:t>
+            </m:r>
+          </m:e>
+          <m:sup>
+            <m:r>
+              <m:t>6</m:t>
+            </m:r>
+          </m:sup>
+        </m:sSup>
+      </m:oMath>
+      <w:r>
+        <w:rPr>
+          <w:rFonts w:hint="eastAsia" w:ascii="Times New Roman" w:hAnsi="Times New Roman" w:eastAsia="FangSong" w:cs="Times New Roman"/>
+        </w:rPr>
+        <w:t xml:space="preserve">低自旋</w:t>
       </w:r>
       <m:oMath>
         <m:sSubSup>
@@ -44460,24 +44405,25 @@
         </w:rPr>
         <w:t xml:space="preserve"> </w:t>
       </w:r>
-      <w:r>
-        <w:rPr>
-          <w:rFonts w:hint="eastAsia" w:ascii="Times New Roman" w:hAnsi="Times New Roman" w:eastAsia="Times New Roman" w:cs="Times New Roman"/>
-        </w:rPr>
-        <w:t>d</w:t>
-      </w:r>
-      <w:r>
-        <w:rPr>
-          <w:rFonts w:hint="eastAsia" w:ascii="Times New Roman" w:hAnsi="Times New Roman" w:eastAsia="Times New Roman" w:cs="Times New Roman"/>
-          <w:vertAlign w:val="superscript"/>
-        </w:rPr>
-        <w:t>6</w:t>
-      </w:r>
-      <w:r>
-        <w:rPr>
-          <w:rFonts w:hint="eastAsia" w:ascii="Times New Roman" w:hAnsi="Times New Roman" w:eastAsia="FangSong" w:cs="Times New Roman"/>
-        </w:rPr>
-        <w:t>低自旋</w:t>
+      <m:oMath>
+        <m:sSup>
+          <m:e>
+            <m:r>
+              <m:t>d</m:t>
+            </m:r>
+          </m:e>
+          <m:sup>
+            <m:r>
+              <m:t>6</m:t>
+            </m:r>
+          </m:sup>
+        </m:sSup>
+      </m:oMath>
+      <w:r>
+        <w:rPr>
+          <w:rFonts w:hint="eastAsia" w:ascii="Times New Roman" w:hAnsi="Times New Roman" w:eastAsia="FangSong" w:cs="Times New Roman"/>
+        </w:rPr>
+        <w:t xml:space="preserve">低自旋</w:t>
       </w:r>
       <m:oMath>
         <m:sSubSup>
@@ -44857,15 +44803,22 @@
         <w:rPr>
           <w:rFonts w:hint="eastAsia" w:ascii="Times New Roman" w:hAnsi="Times New Roman" w:eastAsia="Times New Roman" w:cs="Times New Roman"/>
         </w:rPr>
-        <w:t>（d</w:t>
-      </w:r>
-      <w:r>
-        <w:rPr>
-          <w:rFonts w:hint="eastAsia" w:ascii="Times New Roman" w:hAnsi="Times New Roman" w:eastAsia="Times New Roman" w:cs="Times New Roman"/>
-          <w:vertAlign w:val="superscript"/>
-        </w:rPr>
-        <w:t>6</w:t>
-      </w:r>
+        <w:t>（</w:t>
+      </w:r>
+      <m:oMath>
+        <m:sSup>
+          <m:e>
+            <m:r>
+              <m:t>d</m:t>
+            </m:r>
+          </m:e>
+          <m:sup>
+            <m:r>
+              <m:t>6</m:t>
+            </m:r>
+          </m:sup>
+        </m:sSup>
+      </m:oMath>
       <w:r>
         <w:rPr>
           <w:rFonts w:hint="eastAsia" w:ascii="Times New Roman" w:hAnsi="Times New Roman" w:eastAsia="FangSong" w:cs="Times New Roman"/>
@@ -45093,13 +45046,10 @@
           </m:e>
           <m:sup>
             <m:r>
-              <m:t>4</m:t>
+              <m:t>45</m:t>
             </m:r>
           </m:sup>
         </m:sSup>
-        <m:r>
-          <m:t>5</m:t>
-        </m:r>
         <m:sSup>
           <m:e>
             <m:r>
@@ -45175,13 +45125,10 @@
           </m:e>
           <m:sup>
             <m:r>
-              <m:t>5</m:t>
+              <m:t>55</m:t>
             </m:r>
           </m:sup>
         </m:sSup>
-        <m:r>
-          <m:t>5</m:t>
-        </m:r>
         <m:sSup>
           <m:e>
             <m:r>
@@ -45459,13 +45406,10 @@
           </m:e>
           <m:sup>
             <m:r>
-              <m:t>9</m:t>
+              <m:t>95</m:t>
             </m:r>
           </m:sup>
         </m:sSup>
-        <m:r>
-          <m:t>5</m:t>
-        </m:r>
         <m:sSup>
           <m:e>
             <m:r>
@@ -45777,13 +45721,10 @@
           </m:e>
           <m:sup>
             <m:r>
-              <m:t>8</m:t>
+              <m:t>85</m:t>
             </m:r>
           </m:sup>
         </m:sSup>
-        <m:r>
-          <m:t>5</m:t>
-        </m:r>
         <m:sSup>
           <m:e>
             <m:r>
@@ -52248,7 +52189,7 @@
     <ns0:name ns0:val="Verbatim Char"/>
     <ns0:basedOn ns0:val="BodyTextChar"/>
     <ns0:rPr>
-      <ns0:rFonts ns0:ascii="Times New Roman" ns0:cs="Times New Roman" ns0:eastAsia="FangSong" ns0:hAnsi="Times New Roman"/>
+      <ns0:rFonts ns0:ascii="SimSun" ns0:cs="SimSun" ns0:eastAsia="SimSun" ns0:hAnsi="SimSun"/>
       <ns0:b ns0:val="0"/>
       <ns0:sz ns0:val="20"/>
     </ns0:rPr>
@@ -52302,7 +52243,7 @@
       <w:wordWrap w:val="off"/>
     </w:pPr>
     <ns0:rPr>
-      <w:rFonts ns0:ascii="Times New Roman" ns0:hAnsi="Times New Roman" ns0:eastAsia="FangSong" ns0:cs="Times New Roman"/>
+      <w:rFonts ns0:ascii="SimSun" ns0:hAnsi="SimSun" ns0:eastAsia="SimSun" ns0:cs="SimSun"/>
     </ns0:rPr>
   </w:style>
   <w:style w:type="character" w:customStyle="1" w:styleId="KeywordTok">

--- a/00-首页/题组Word/第一轮习题集/结构化学/原子结构练习题组-教师版.docx
+++ b/00-首页/题组Word/第一轮习题集/结构化学/原子结构练习题组-教师版.docx
@@ -614,6 +614,8 @@
     <w:p>
       <w:pPr>
         <w:pStyle w:val="FirstParagraph"/>
+        <w:ind w:left="480" w:hanging="480"/>
+        <w:spacing w:after="0"/>
       </w:pPr>
       <w:r>
         <w:rPr>
@@ -633,6 +635,13 @@
         </w:rPr>
         <w:t xml:space="preserve"> </w:t>
       </w:r>
+    </w:p>
+    <w:p>
+      <w:pPr>
+        <w:pStyle w:val="FirstParagraph"/>
+        <w:ind w:left="480" w:hanging="480"/>
+        <w:spacing w:before="0" w:after="0"/>
+      </w:pPr>
       <w:r>
         <w:rPr>
           <w:rFonts w:ascii="Times New Roman" w:hAnsi="Times New Roman" w:eastAsia="Times New Roman" w:cs="Times New Roman"/>
@@ -657,6 +666,13 @@
         </w:rPr>
         <w:t xml:space="preserve"> </w:t>
       </w:r>
+    </w:p>
+    <w:p>
+      <w:pPr>
+        <w:pStyle w:val="FirstParagraph"/>
+        <w:ind w:left="480" w:hanging="480"/>
+        <w:spacing w:before="0" w:after="0"/>
+      </w:pPr>
       <w:r>
         <w:rPr>
           <w:rFonts w:ascii="Times New Roman" w:hAnsi="Times New Roman" w:eastAsia="Times New Roman" w:cs="Times New Roman"/>
@@ -681,6 +697,13 @@
         </w:rPr>
         <w:t xml:space="preserve"> </w:t>
       </w:r>
+    </w:p>
+    <w:p>
+      <w:pPr>
+        <w:pStyle w:val="FirstParagraph"/>
+        <w:ind w:left="480" w:hanging="480"/>
+        <w:spacing w:before="0" w:after="0"/>
+      </w:pPr>
       <w:r>
         <w:rPr>
           <w:rFonts w:ascii="Times New Roman" w:hAnsi="Times New Roman" w:eastAsia="Times New Roman" w:cs="Times New Roman"/>
@@ -705,6 +728,13 @@
         </w:rPr>
         <w:t xml:space="preserve"> </w:t>
       </w:r>
+    </w:p>
+    <w:p>
+      <w:pPr>
+        <w:pStyle w:val="FirstParagraph"/>
+        <w:ind w:left="480" w:hanging="480"/>
+        <w:spacing w:before="0" w:after="180"/>
+      </w:pPr>
       <w:r>
         <w:rPr>
           <w:rFonts w:ascii="Times New Roman" w:hAnsi="Times New Roman" w:eastAsia="Times New Roman" w:cs="Times New Roman"/>
@@ -799,6 +829,8 @@
     <w:p>
       <w:pPr>
         <w:pStyle w:val="FirstParagraph"/>
+        <w:ind w:left="480" w:hanging="480"/>
+        <w:spacing w:after="0"/>
       </w:pPr>
       <w:r>
         <w:rPr>
@@ -830,6 +862,13 @@
         </w:rPr>
         <w:t xml:space="preserve"> </w:t>
       </w:r>
+    </w:p>
+    <w:p>
+      <w:pPr>
+        <w:pStyle w:val="FirstParagraph"/>
+        <w:ind w:left="480" w:hanging="480"/>
+        <w:spacing w:before="0" w:after="0"/>
+      </w:pPr>
       <w:r>
         <w:rPr>
           <w:rFonts w:ascii="Times New Roman" w:hAnsi="Times New Roman" w:eastAsia="Times New Roman" w:cs="Times New Roman"/>
@@ -854,6 +893,13 @@
         </w:rPr>
         <w:t xml:space="preserve"> </w:t>
       </w:r>
+    </w:p>
+    <w:p>
+      <w:pPr>
+        <w:pStyle w:val="FirstParagraph"/>
+        <w:ind w:left="480" w:hanging="480"/>
+        <w:spacing w:before="0" w:after="0"/>
+      </w:pPr>
       <w:r>
         <w:rPr>
           <w:rFonts w:ascii="Times New Roman" w:hAnsi="Times New Roman" w:eastAsia="Times New Roman" w:cs="Times New Roman"/>
@@ -906,6 +952,13 @@
         </w:rPr>
         <w:t xml:space="preserve"> </w:t>
       </w:r>
+    </w:p>
+    <w:p>
+      <w:pPr>
+        <w:pStyle w:val="FirstParagraph"/>
+        <w:ind w:left="480" w:hanging="480"/>
+        <w:spacing w:before="0" w:after="0"/>
+      </w:pPr>
       <w:r>
         <w:rPr>
           <w:rFonts w:ascii="Times New Roman" w:hAnsi="Times New Roman" w:eastAsia="Times New Roman" w:cs="Times New Roman"/>
@@ -972,6 +1025,13 @@
         </w:rPr>
         <w:t xml:space="preserve"> </w:t>
       </w:r>
+    </w:p>
+    <w:p>
+      <w:pPr>
+        <w:pStyle w:val="FirstParagraph"/>
+        <w:ind w:left="480" w:hanging="480"/>
+        <w:spacing w:before="0" w:after="180"/>
+      </w:pPr>
       <w:r>
         <w:rPr>
           <w:rFonts w:ascii="Times New Roman" w:hAnsi="Times New Roman" w:eastAsia="Times New Roman" w:cs="Times New Roman"/>
@@ -2056,6 +2116,8 @@
     <w:p>
       <w:pPr>
         <w:pStyle w:val="FirstParagraph"/>
+        <w:ind w:left="480" w:hanging="480"/>
+        <w:spacing w:after="0"/>
       </w:pPr>
       <w:r>
         <w:rPr>
@@ -2087,6 +2149,13 @@
         </w:rPr>
         <w:t xml:space="preserve"> </w:t>
       </w:r>
+    </w:p>
+    <w:p>
+      <w:pPr>
+        <w:pStyle w:val="FirstParagraph"/>
+        <w:ind w:left="480" w:hanging="480"/>
+        <w:spacing w:before="0" w:after="0"/>
+      </w:pPr>
       <w:r>
         <w:rPr>
           <w:rFonts w:ascii="Times New Roman" w:hAnsi="Times New Roman" w:eastAsia="Times New Roman" w:cs="Times New Roman"/>
@@ -2157,6 +2226,13 @@
         </w:rPr>
         <w:t xml:space="preserve"> </w:t>
       </w:r>
+    </w:p>
+    <w:p>
+      <w:pPr>
+        <w:pStyle w:val="FirstParagraph"/>
+        <w:ind w:left="480" w:hanging="480"/>
+        <w:spacing w:before="0" w:after="0"/>
+      </w:pPr>
       <w:r>
         <w:rPr>
           <w:rFonts w:ascii="Times New Roman" w:hAnsi="Times New Roman" w:eastAsia="Times New Roman" w:cs="Times New Roman"/>
@@ -2227,6 +2303,13 @@
         </w:rPr>
         <w:t xml:space="preserve"> </w:t>
       </w:r>
+    </w:p>
+    <w:p>
+      <w:pPr>
+        <w:pStyle w:val="FirstParagraph"/>
+        <w:ind w:left="480" w:hanging="480"/>
+        <w:spacing w:before="0" w:after="0"/>
+      </w:pPr>
       <w:r>
         <w:rPr>
           <w:rFonts w:ascii="Times New Roman" w:hAnsi="Times New Roman" w:eastAsia="Times New Roman" w:cs="Times New Roman"/>
@@ -2297,6 +2380,13 @@
         </w:rPr>
         <w:t xml:space="preserve"> </w:t>
       </w:r>
+    </w:p>
+    <w:p>
+      <w:pPr>
+        <w:pStyle w:val="FirstParagraph"/>
+        <w:ind w:left="480" w:hanging="480"/>
+        <w:spacing w:before="0" w:after="180"/>
+      </w:pPr>
       <w:r>
         <w:rPr>
           <w:rFonts w:ascii="Times New Roman" w:hAnsi="Times New Roman" w:eastAsia="Times New Roman" w:cs="Times New Roman"/>
@@ -3250,10 +3340,6 @@
     <w:p>
       <w:pPr>
         <w:pStyle w:val="Compact"/>
-        <w:numPr>
-          <w:ilvl w:val="0"/>
-          <w:numId w:val="1001"/>
-        </w:numPr>
       </w:pPr>
       <m:oMath>
         <m:oMathPr>
@@ -3558,6 +3644,8 @@
     <w:p>
       <w:pPr>
         <w:pStyle w:val="FirstParagraph"/>
+        <w:ind w:left="480" w:hanging="480"/>
+        <w:spacing w:after="0"/>
       </w:pPr>
       <w:r>
         <w:rPr>
@@ -3577,6 +3665,13 @@
         </w:rPr>
         <w:t xml:space="preserve"> </w:t>
       </w:r>
+    </w:p>
+    <w:p>
+      <w:pPr>
+        <w:pStyle w:val="FirstParagraph"/>
+        <w:ind w:left="480" w:hanging="480"/>
+        <w:spacing w:before="0" w:after="0"/>
+      </w:pPr>
       <w:r>
         <w:rPr>
           <w:rFonts w:ascii="Times New Roman" w:hAnsi="Times New Roman" w:eastAsia="Times New Roman" w:cs="Times New Roman"/>
@@ -3687,6 +3782,13 @@
         </w:rPr>
         <w:t xml:space="preserve"> </w:t>
       </w:r>
+    </w:p>
+    <w:p>
+      <w:pPr>
+        <w:pStyle w:val="FirstParagraph"/>
+        <w:ind w:left="480" w:hanging="480"/>
+        <w:spacing w:before="0" w:after="0"/>
+      </w:pPr>
       <w:r>
         <w:rPr>
           <w:rFonts w:ascii="Times New Roman" w:hAnsi="Times New Roman" w:eastAsia="Times New Roman" w:cs="Times New Roman"/>
@@ -3797,6 +3899,13 @@
         </w:rPr>
         <w:t xml:space="preserve"> </w:t>
       </w:r>
+    </w:p>
+    <w:p>
+      <w:pPr>
+        <w:pStyle w:val="FirstParagraph"/>
+        <w:ind w:left="480" w:hanging="480"/>
+        <w:spacing w:before="0" w:after="0"/>
+      </w:pPr>
       <w:r>
         <w:rPr>
           <w:rFonts w:ascii="Times New Roman" w:hAnsi="Times New Roman" w:eastAsia="Times New Roman" w:cs="Times New Roman"/>
@@ -3907,6 +4016,13 @@
         </w:rPr>
         <w:t xml:space="preserve"> </w:t>
       </w:r>
+    </w:p>
+    <w:p>
+      <w:pPr>
+        <w:pStyle w:val="FirstParagraph"/>
+        <w:ind w:left="480" w:hanging="480"/>
+        <w:spacing w:before="0" w:after="180"/>
+      </w:pPr>
       <w:r>
         <w:rPr>
           <w:rFonts w:ascii="Times New Roman" w:hAnsi="Times New Roman" w:eastAsia="Times New Roman" w:cs="Times New Roman"/>

--- a/00-首页/题组Word/第一轮习题集/结构化学/原子结构练习题组-教师版.docx
+++ b/00-首页/题组Word/第一轮习题集/结构化学/原子结构练习题组-教师版.docx
@@ -56,6 +56,14 @@
         <w:tblStyle w:val="Table"/>
         <w:tblW w:type="pct" w:w="5000"/>
         <w:tblLayout w:type="fixed"/>
+        <w:tblBorders>
+          <w:top w:val="single" w:sz="12" w:space="0" w:color="000000"/>
+          <w:left w:val="none" w:sz="0" w:space="0" w:color="auto"/>
+          <w:bottom w:val="single" w:sz="12" w:space="0" w:color="000000"/>
+          <w:right w:val="none" w:sz="0" w:space="0" w:color="auto"/>
+          <w:insideH w:val="none" w:sz="0" w:space="0" w:color="auto"/>
+          <w:insideV w:val="none" w:sz="0" w:space="0" w:color="auto"/>
+        </w:tblBorders>
         <w:tblLook w:firstRow="1" w:lastRow="0" w:firstColumn="0" w:lastColumn="0" w:noHBand="0" w:noVBand="0" w:val="0020"/>
       </w:tblPr>
       <w:tblGrid>
@@ -69,7 +77,11 @@
           <w:tblHeader w:val="on"/>
         </w:trPr>
         <w:tc>
-          <w:tcPr/>
+          <w:tcPr>
+            <w:tcBorders>
+              <w:bottom w:val="single" w:sz="8" w:space="0" w:color="000000"/>
+            </w:tcBorders>
+          </w:tcPr>
           <w:p>
             <w:pPr>
               <w:pStyle w:val="Compact"/>
@@ -85,7 +97,11 @@
           </w:p>
         </w:tc>
         <w:tc>
-          <w:tcPr/>
+          <w:tcPr>
+            <w:tcBorders>
+              <w:bottom w:val="single" w:sz="8" w:space="0" w:color="000000"/>
+            </w:tcBorders>
+          </w:tcPr>
           <w:p>
             <w:pPr>
               <w:pStyle w:val="Compact"/>
@@ -101,7 +117,11 @@
           </w:p>
         </w:tc>
         <w:tc>
-          <w:tcPr/>
+          <w:tcPr>
+            <w:tcBorders>
+              <w:bottom w:val="single" w:sz="8" w:space="0" w:color="000000"/>
+            </w:tcBorders>
+          </w:tcPr>
           <w:p>
             <w:pPr>
               <w:pStyle w:val="Compact"/>
@@ -117,7 +137,11 @@
           </w:p>
         </w:tc>
         <w:tc>
-          <w:tcPr/>
+          <w:tcPr>
+            <w:tcBorders>
+              <w:bottom w:val="single" w:sz="8" w:space="0" w:color="000000"/>
+            </w:tcBorders>
+          </w:tcPr>
           <w:p>
             <w:pPr>
               <w:pStyle w:val="Compact"/>
@@ -614,8 +638,8 @@
     <w:p>
       <w:pPr>
         <w:pStyle w:val="FirstParagraph"/>
+        <w:spacing w:before="0" w:after="0"/>
         <w:ind w:left="480" w:hanging="480"/>
-        <w:spacing w:after="0"/>
       </w:pPr>
       <w:r>
         <w:rPr>
@@ -639,8 +663,8 @@
     <w:p>
       <w:pPr>
         <w:pStyle w:val="FirstParagraph"/>
+        <w:spacing w:before="0" w:after="0"/>
         <w:ind w:left="480" w:hanging="480"/>
-        <w:spacing w:before="0" w:after="0"/>
       </w:pPr>
       <w:r>
         <w:rPr>
@@ -670,8 +694,8 @@
     <w:p>
       <w:pPr>
         <w:pStyle w:val="FirstParagraph"/>
+        <w:spacing w:before="0" w:after="0"/>
         <w:ind w:left="480" w:hanging="480"/>
-        <w:spacing w:before="0" w:after="0"/>
       </w:pPr>
       <w:r>
         <w:rPr>
@@ -701,8 +725,8 @@
     <w:p>
       <w:pPr>
         <w:pStyle w:val="FirstParagraph"/>
+        <w:spacing w:before="0" w:after="0"/>
         <w:ind w:left="480" w:hanging="480"/>
-        <w:spacing w:before="0" w:after="0"/>
       </w:pPr>
       <w:r>
         <w:rPr>
@@ -732,8 +756,8 @@
     <w:p>
       <w:pPr>
         <w:pStyle w:val="FirstParagraph"/>
+        <w:spacing w:before="0" w:after="0"/>
         <w:ind w:left="480" w:hanging="480"/>
-        <w:spacing w:before="0" w:after="180"/>
       </w:pPr>
       <w:r>
         <w:rPr>
@@ -829,8 +853,8 @@
     <w:p>
       <w:pPr>
         <w:pStyle w:val="FirstParagraph"/>
+        <w:spacing w:before="0" w:after="0"/>
         <w:ind w:left="480" w:hanging="480"/>
-        <w:spacing w:after="0"/>
       </w:pPr>
       <w:r>
         <w:rPr>
@@ -866,8 +890,8 @@
     <w:p>
       <w:pPr>
         <w:pStyle w:val="FirstParagraph"/>
+        <w:spacing w:before="0" w:after="0"/>
         <w:ind w:left="480" w:hanging="480"/>
-        <w:spacing w:before="0" w:after="0"/>
       </w:pPr>
       <w:r>
         <w:rPr>
@@ -897,8 +921,8 @@
     <w:p>
       <w:pPr>
         <w:pStyle w:val="FirstParagraph"/>
+        <w:spacing w:before="0" w:after="0"/>
         <w:ind w:left="480" w:hanging="480"/>
-        <w:spacing w:before="0" w:after="0"/>
       </w:pPr>
       <w:r>
         <w:rPr>
@@ -956,8 +980,8 @@
     <w:p>
       <w:pPr>
         <w:pStyle w:val="FirstParagraph"/>
+        <w:spacing w:before="0" w:after="0"/>
         <w:ind w:left="480" w:hanging="480"/>
-        <w:spacing w:before="0" w:after="0"/>
       </w:pPr>
       <w:r>
         <w:rPr>
@@ -1029,8 +1053,8 @@
     <w:p>
       <w:pPr>
         <w:pStyle w:val="FirstParagraph"/>
+        <w:spacing w:before="0" w:after="0"/>
         <w:ind w:left="480" w:hanging="480"/>
-        <w:spacing w:before="0" w:after="180"/>
       </w:pPr>
       <w:r>
         <w:rPr>
@@ -1363,6 +1387,14 @@
       <w:tblPr>
         <w:tblStyle w:val="Table"/>
         <w:tblW w:type="auto" w:w="0"/>
+        <w:tblBorders>
+          <w:top w:val="single" w:sz="12" w:space="0" w:color="000000"/>
+          <w:left w:val="none" w:sz="0" w:space="0" w:color="auto"/>
+          <w:bottom w:val="single" w:sz="12" w:space="0" w:color="000000"/>
+          <w:right w:val="none" w:sz="0" w:space="0" w:color="auto"/>
+          <w:insideH w:val="none" w:sz="0" w:space="0" w:color="auto"/>
+          <w:insideV w:val="none" w:sz="0" w:space="0" w:color="auto"/>
+        </w:tblBorders>
         <w:tblLook w:firstRow="1" w:lastRow="0" w:firstColumn="0" w:lastColumn="0" w:noHBand="0" w:noVBand="0" w:val="0020"/>
       </w:tblPr>
       <w:tblGrid>
@@ -1375,7 +1407,11 @@
           <w:tblHeader w:val="on"/>
         </w:trPr>
         <w:tc>
-          <w:tcPr/>
+          <w:tcPr>
+            <w:tcBorders>
+              <w:bottom w:val="single" w:sz="8" w:space="0" w:color="000000"/>
+            </w:tcBorders>
+          </w:tcPr>
           <w:p>
             <w:pPr>
               <w:pStyle w:val="Compact"/>
@@ -1391,7 +1427,11 @@
           </w:p>
         </w:tc>
         <w:tc>
-          <w:tcPr/>
+          <w:tcPr>
+            <w:tcBorders>
+              <w:bottom w:val="single" w:sz="8" w:space="0" w:color="000000"/>
+            </w:tcBorders>
+          </w:tcPr>
           <w:p>
             <w:pPr>
               <w:pStyle w:val="Compact"/>
@@ -1414,7 +1454,11 @@
           </w:p>
         </w:tc>
         <w:tc>
-          <w:tcPr/>
+          <w:tcPr>
+            <w:tcBorders>
+              <w:bottom w:val="single" w:sz="8" w:space="0" w:color="000000"/>
+            </w:tcBorders>
+          </w:tcPr>
           <w:p>
             <w:pPr>
               <w:pStyle w:val="Compact"/>
@@ -2116,8 +2160,8 @@
     <w:p>
       <w:pPr>
         <w:pStyle w:val="FirstParagraph"/>
+        <w:spacing w:before="0" w:after="0"/>
         <w:ind w:left="480" w:hanging="480"/>
-        <w:spacing w:after="0"/>
       </w:pPr>
       <w:r>
         <w:rPr>
@@ -2153,8 +2197,8 @@
     <w:p>
       <w:pPr>
         <w:pStyle w:val="FirstParagraph"/>
+        <w:spacing w:before="0" w:after="0"/>
         <w:ind w:left="480" w:hanging="480"/>
-        <w:spacing w:before="0" w:after="0"/>
       </w:pPr>
       <w:r>
         <w:rPr>
@@ -2230,8 +2274,8 @@
     <w:p>
       <w:pPr>
         <w:pStyle w:val="FirstParagraph"/>
+        <w:spacing w:before="0" w:after="0"/>
         <w:ind w:left="480" w:hanging="480"/>
-        <w:spacing w:before="0" w:after="0"/>
       </w:pPr>
       <w:r>
         <w:rPr>
@@ -2307,8 +2351,8 @@
     <w:p>
       <w:pPr>
         <w:pStyle w:val="FirstParagraph"/>
+        <w:spacing w:before="0" w:after="0"/>
         <w:ind w:left="480" w:hanging="480"/>
-        <w:spacing w:before="0" w:after="0"/>
       </w:pPr>
       <w:r>
         <w:rPr>
@@ -2384,8 +2428,8 @@
     <w:p>
       <w:pPr>
         <w:pStyle w:val="FirstParagraph"/>
+        <w:spacing w:before="0" w:after="0"/>
         <w:ind w:left="480" w:hanging="480"/>
-        <w:spacing w:before="0" w:after="180"/>
       </w:pPr>
       <w:r>
         <w:rPr>
@@ -3644,8 +3688,8 @@
     <w:p>
       <w:pPr>
         <w:pStyle w:val="FirstParagraph"/>
+        <w:spacing w:before="0" w:after="0"/>
         <w:ind w:left="480" w:hanging="480"/>
-        <w:spacing w:after="0"/>
       </w:pPr>
       <w:r>
         <w:rPr>
@@ -3669,8 +3713,8 @@
     <w:p>
       <w:pPr>
         <w:pStyle w:val="FirstParagraph"/>
+        <w:spacing w:before="0" w:after="0"/>
         <w:ind w:left="480" w:hanging="480"/>
-        <w:spacing w:before="0" w:after="0"/>
       </w:pPr>
       <w:r>
         <w:rPr>
@@ -3786,8 +3830,8 @@
     <w:p>
       <w:pPr>
         <w:pStyle w:val="FirstParagraph"/>
+        <w:spacing w:before="0" w:after="0"/>
         <w:ind w:left="480" w:hanging="480"/>
-        <w:spacing w:before="0" w:after="0"/>
       </w:pPr>
       <w:r>
         <w:rPr>
@@ -3903,8 +3947,8 @@
     <w:p>
       <w:pPr>
         <w:pStyle w:val="FirstParagraph"/>
+        <w:spacing w:before="0" w:after="0"/>
         <w:ind w:left="480" w:hanging="480"/>
-        <w:spacing w:before="0" w:after="0"/>
       </w:pPr>
       <w:r>
         <w:rPr>
@@ -4020,8 +4064,8 @@
     <w:p>
       <w:pPr>
         <w:pStyle w:val="FirstParagraph"/>
+        <w:spacing w:before="0" w:after="0"/>
         <w:ind w:left="480" w:hanging="480"/>
-        <w:spacing w:before="0" w:after="180"/>
       </w:pPr>
       <w:r>
         <w:rPr>
@@ -5442,6 +5486,14 @@
       <w:tblPr>
         <w:tblStyle w:val="Table"/>
         <w:tblW w:type="auto" w:w="0"/>
+        <w:tblBorders>
+          <w:top w:val="single" w:sz="12" w:space="0" w:color="000000"/>
+          <w:left w:val="none" w:sz="0" w:space="0" w:color="auto"/>
+          <w:bottom w:val="single" w:sz="12" w:space="0" w:color="000000"/>
+          <w:right w:val="none" w:sz="0" w:space="0" w:color="auto"/>
+          <w:insideH w:val="none" w:sz="0" w:space="0" w:color="auto"/>
+          <w:insideV w:val="none" w:sz="0" w:space="0" w:color="auto"/>
+        </w:tblBorders>
         <w:tblLook w:firstRow="1" w:lastRow="0" w:firstColumn="0" w:lastColumn="0" w:noHBand="0" w:noVBand="0" w:val="0020"/>
       </w:tblPr>
       <w:tblGrid>
@@ -5456,7 +5508,11 @@
           <w:tblHeader w:val="on"/>
         </w:trPr>
         <w:tc>
-          <w:tcPr/>
+          <w:tcPr>
+            <w:tcBorders>
+              <w:bottom w:val="single" w:sz="8" w:space="0" w:color="000000"/>
+            </w:tcBorders>
+          </w:tcPr>
           <w:p>
             <w:pPr>
               <w:pStyle w:val="Compact"/>
@@ -5472,7 +5528,11 @@
           </w:p>
         </w:tc>
         <w:tc>
-          <w:tcPr/>
+          <w:tcPr>
+            <w:tcBorders>
+              <w:bottom w:val="single" w:sz="8" w:space="0" w:color="000000"/>
+            </w:tcBorders>
+          </w:tcPr>
           <w:p>
             <w:pPr>
               <w:pStyle w:val="Compact"/>
@@ -5495,7 +5555,11 @@
           </w:p>
         </w:tc>
         <w:tc>
-          <w:tcPr/>
+          <w:tcPr>
+            <w:tcBorders>
+              <w:bottom w:val="single" w:sz="8" w:space="0" w:color="000000"/>
+            </w:tcBorders>
+          </w:tcPr>
           <w:p>
             <w:pPr>
               <w:pStyle w:val="Compact"/>
@@ -5511,7 +5575,11 @@
           </w:p>
         </w:tc>
         <w:tc>
-          <w:tcPr/>
+          <w:tcPr>
+            <w:tcBorders>
+              <w:bottom w:val="single" w:sz="8" w:space="0" w:color="000000"/>
+            </w:tcBorders>
+          </w:tcPr>
           <w:p>
             <w:pPr>
               <w:pStyle w:val="Compact"/>
@@ -5527,7 +5595,11 @@
           </w:p>
         </w:tc>
         <w:tc>
-          <w:tcPr/>
+          <w:tcPr>
+            <w:tcBorders>
+              <w:bottom w:val="single" w:sz="8" w:space="0" w:color="000000"/>
+            </w:tcBorders>
+          </w:tcPr>
           <w:p>
             <w:pPr>
               <w:pStyle w:val="Compact"/>
@@ -10867,6 +10939,14 @@
       <w:tblPr>
         <w:tblStyle w:val="Table"/>
         <w:tblW w:type="auto" w:w="0"/>
+        <w:tblBorders>
+          <w:top w:val="single" w:sz="12" w:space="0" w:color="000000"/>
+          <w:left w:val="none" w:sz="0" w:space="0" w:color="auto"/>
+          <w:bottom w:val="single" w:sz="12" w:space="0" w:color="000000"/>
+          <w:right w:val="none" w:sz="0" w:space="0" w:color="auto"/>
+          <w:insideH w:val="none" w:sz="0" w:space="0" w:color="auto"/>
+          <w:insideV w:val="none" w:sz="0" w:space="0" w:color="auto"/>
+        </w:tblBorders>
         <w:tblLook w:firstRow="1" w:lastRow="0" w:firstColumn="0" w:lastColumn="0" w:noHBand="0" w:noVBand="0" w:val="0020"/>
       </w:tblPr>
       <w:tblGrid>
@@ -10883,7 +10963,11 @@
           <w:tblHeader w:val="on"/>
         </w:trPr>
         <w:tc>
-          <w:tcPr/>
+          <w:tcPr>
+            <w:tcBorders>
+              <w:bottom w:val="single" w:sz="8" w:space="0" w:color="000000"/>
+            </w:tcBorders>
+          </w:tcPr>
           <w:p>
             <w:pPr>
               <w:pStyle w:val="Compact"/>
@@ -10899,7 +10983,11 @@
           </w:p>
         </w:tc>
         <w:tc>
-          <w:tcPr/>
+          <w:tcPr>
+            <w:tcBorders>
+              <w:bottom w:val="single" w:sz="8" w:space="0" w:color="000000"/>
+            </w:tcBorders>
+          </w:tcPr>
           <w:p>
             <w:pPr>
               <w:pStyle w:val="Compact"/>
@@ -10929,7 +11017,11 @@
           </w:p>
         </w:tc>
         <w:tc>
-          <w:tcPr/>
+          <w:tcPr>
+            <w:tcBorders>
+              <w:bottom w:val="single" w:sz="8" w:space="0" w:color="000000"/>
+            </w:tcBorders>
+          </w:tcPr>
           <w:p>
             <w:pPr>
               <w:pStyle w:val="Compact"/>
@@ -10959,7 +11051,11 @@
           </w:p>
         </w:tc>
         <w:tc>
-          <w:tcPr/>
+          <w:tcPr>
+            <w:tcBorders>
+              <w:bottom w:val="single" w:sz="8" w:space="0" w:color="000000"/>
+            </w:tcBorders>
+          </w:tcPr>
           <w:p>
             <w:pPr>
               <w:pStyle w:val="Compact"/>
@@ -10989,7 +11085,11 @@
           </w:p>
         </w:tc>
         <w:tc>
-          <w:tcPr/>
+          <w:tcPr>
+            <w:tcBorders>
+              <w:bottom w:val="single" w:sz="8" w:space="0" w:color="000000"/>
+            </w:tcBorders>
+          </w:tcPr>
           <w:p>
             <w:pPr>
               <w:pStyle w:val="Compact"/>
@@ -11019,7 +11119,11 @@
           </w:p>
         </w:tc>
         <w:tc>
-          <w:tcPr/>
+          <w:tcPr>
+            <w:tcBorders>
+              <w:bottom w:val="single" w:sz="8" w:space="0" w:color="000000"/>
+            </w:tcBorders>
+          </w:tcPr>
           <w:p>
             <w:pPr>
               <w:pStyle w:val="Compact"/>
@@ -11049,7 +11153,11 @@
           </w:p>
         </w:tc>
         <w:tc>
-          <w:tcPr/>
+          <w:tcPr>
+            <w:tcBorders>
+              <w:bottom w:val="single" w:sz="8" w:space="0" w:color="000000"/>
+            </w:tcBorders>
+          </w:tcPr>
           <w:p>
             <w:pPr>
               <w:pStyle w:val="Compact"/>
@@ -12362,6 +12470,14 @@
       <w:tblPr>
         <w:tblStyle w:val="Table"/>
         <w:tblW w:type="auto" w:w="0"/>
+        <w:tblBorders>
+          <w:top w:val="single" w:sz="12" w:space="0" w:color="000000"/>
+          <w:left w:val="none" w:sz="0" w:space="0" w:color="auto"/>
+          <w:bottom w:val="single" w:sz="12" w:space="0" w:color="000000"/>
+          <w:right w:val="none" w:sz="0" w:space="0" w:color="auto"/>
+          <w:insideH w:val="none" w:sz="0" w:space="0" w:color="auto"/>
+          <w:insideV w:val="none" w:sz="0" w:space="0" w:color="auto"/>
+        </w:tblBorders>
         <w:tblLook w:firstRow="1" w:lastRow="0" w:firstColumn="0" w:lastColumn="0" w:noHBand="0" w:noVBand="0" w:val="0020"/>
       </w:tblPr>
       <w:tblGrid>
@@ -12374,7 +12490,11 @@
           <w:tblHeader w:val="on"/>
         </w:trPr>
         <w:tc>
-          <w:tcPr/>
+          <w:tcPr>
+            <w:tcBorders>
+              <w:bottom w:val="single" w:sz="8" w:space="0" w:color="000000"/>
+            </w:tcBorders>
+          </w:tcPr>
           <w:p>
             <w:pPr>
               <w:pStyle w:val="Compact"/>
@@ -12390,7 +12510,11 @@
           </w:p>
         </w:tc>
         <w:tc>
-          <w:tcPr/>
+          <w:tcPr>
+            <w:tcBorders>
+              <w:bottom w:val="single" w:sz="8" w:space="0" w:color="000000"/>
+            </w:tcBorders>
+          </w:tcPr>
           <w:p>
             <w:pPr>
               <w:pStyle w:val="Compact"/>
@@ -12427,7 +12551,11 @@
           </w:p>
         </w:tc>
         <w:tc>
-          <w:tcPr/>
+          <w:tcPr>
+            <w:tcBorders>
+              <w:bottom w:val="single" w:sz="8" w:space="0" w:color="000000"/>
+            </w:tcBorders>
+          </w:tcPr>
           <w:p>
             <w:pPr>
               <w:pStyle w:val="Compact"/>
@@ -15228,6 +15356,14 @@
       <w:tblPr>
         <w:tblStyle w:val="Table"/>
         <w:tblW w:type="auto" w:w="0"/>
+        <w:tblBorders>
+          <w:top w:val="single" w:sz="12" w:space="0" w:color="000000"/>
+          <w:left w:val="none" w:sz="0" w:space="0" w:color="auto"/>
+          <w:bottom w:val="single" w:sz="12" w:space="0" w:color="000000"/>
+          <w:right w:val="none" w:sz="0" w:space="0" w:color="auto"/>
+          <w:insideH w:val="none" w:sz="0" w:space="0" w:color="auto"/>
+          <w:insideV w:val="none" w:sz="0" w:space="0" w:color="auto"/>
+        </w:tblBorders>
         <w:tblLook w:firstRow="1" w:lastRow="0" w:firstColumn="0" w:lastColumn="0" w:noHBand="0" w:noVBand="0" w:val="0020"/>
       </w:tblPr>
       <w:tblGrid>
@@ -15243,7 +15379,11 @@
           <w:tblHeader w:val="on"/>
         </w:trPr>
         <w:tc>
-          <w:tcPr/>
+          <w:tcPr>
+            <w:tcBorders>
+              <w:bottom w:val="single" w:sz="8" w:space="0" w:color="000000"/>
+            </w:tcBorders>
+          </w:tcPr>
           <w:p>
             <w:pPr>
               <w:pStyle w:val="Compact"/>
@@ -15259,7 +15399,11 @@
           </w:p>
         </w:tc>
         <w:tc>
-          <w:tcPr/>
+          <w:tcPr>
+            <w:tcBorders>
+              <w:bottom w:val="single" w:sz="8" w:space="0" w:color="000000"/>
+            </w:tcBorders>
+          </w:tcPr>
           <w:p>
             <w:pPr>
               <w:pStyle w:val="Compact"/>
@@ -15275,7 +15419,11 @@
           </w:p>
         </w:tc>
         <w:tc>
-          <w:tcPr/>
+          <w:tcPr>
+            <w:tcBorders>
+              <w:bottom w:val="single" w:sz="8" w:space="0" w:color="000000"/>
+            </w:tcBorders>
+          </w:tcPr>
           <w:p>
             <w:pPr>
               <w:pStyle w:val="Compact"/>
@@ -15291,7 +15439,11 @@
           </w:p>
         </w:tc>
         <w:tc>
-          <w:tcPr/>
+          <w:tcPr>
+            <w:tcBorders>
+              <w:bottom w:val="single" w:sz="8" w:space="0" w:color="000000"/>
+            </w:tcBorders>
+          </w:tcPr>
           <w:p>
             <w:pPr>
               <w:pStyle w:val="Compact"/>
@@ -15307,7 +15459,11 @@
           </w:p>
         </w:tc>
         <w:tc>
-          <w:tcPr/>
+          <w:tcPr>
+            <w:tcBorders>
+              <w:bottom w:val="single" w:sz="8" w:space="0" w:color="000000"/>
+            </w:tcBorders>
+          </w:tcPr>
           <w:p>
             <w:pPr>
               <w:pStyle w:val="Compact"/>
@@ -15323,7 +15479,11 @@
           </w:p>
         </w:tc>
         <w:tc>
-          <w:tcPr/>
+          <w:tcPr>
+            <w:tcBorders>
+              <w:bottom w:val="single" w:sz="8" w:space="0" w:color="000000"/>
+            </w:tcBorders>
+          </w:tcPr>
           <w:p>
             <w:pPr>
               <w:pStyle w:val="Compact"/>
@@ -15778,6 +15938,14 @@
       <w:tblPr>
         <w:tblStyle w:val="Table"/>
         <w:tblW w:type="auto" w:w="0"/>
+        <w:tblBorders>
+          <w:top w:val="single" w:sz="12" w:space="0" w:color="000000"/>
+          <w:left w:val="none" w:sz="0" w:space="0" w:color="auto"/>
+          <w:bottom w:val="single" w:sz="12" w:space="0" w:color="000000"/>
+          <w:right w:val="none" w:sz="0" w:space="0" w:color="auto"/>
+          <w:insideH w:val="none" w:sz="0" w:space="0" w:color="auto"/>
+          <w:insideV w:val="none" w:sz="0" w:space="0" w:color="auto"/>
+        </w:tblBorders>
         <w:tblLook w:firstRow="1" w:lastRow="0" w:firstColumn="0" w:lastColumn="0" w:noHBand="0" w:noVBand="0" w:val="0020"/>
       </w:tblPr>
       <w:tblGrid>
@@ -15790,7 +15958,11 @@
           <w:tblHeader w:val="on"/>
         </w:trPr>
         <w:tc>
-          <w:tcPr/>
+          <w:tcPr>
+            <w:tcBorders>
+              <w:bottom w:val="single" w:sz="8" w:space="0" w:color="000000"/>
+            </w:tcBorders>
+          </w:tcPr>
           <w:p>
             <w:pPr>
               <w:pStyle w:val="Compact"/>
@@ -15806,7 +15978,11 @@
           </w:p>
         </w:tc>
         <w:tc>
-          <w:tcPr/>
+          <w:tcPr>
+            <w:tcBorders>
+              <w:bottom w:val="single" w:sz="8" w:space="0" w:color="000000"/>
+            </w:tcBorders>
+          </w:tcPr>
           <w:p>
             <w:pPr>
               <w:pStyle w:val="Compact"/>
@@ -15829,7 +16005,11 @@
           </w:p>
         </w:tc>
         <w:tc>
-          <w:tcPr/>
+          <w:tcPr>
+            <w:tcBorders>
+              <w:bottom w:val="single" w:sz="8" w:space="0" w:color="000000"/>
+            </w:tcBorders>
+          </w:tcPr>
           <w:p>
             <w:pPr>
               <w:pStyle w:val="Compact"/>
@@ -16286,6 +16466,14 @@
       <w:tblPr>
         <w:tblStyle w:val="Table"/>
         <w:tblW w:type="auto" w:w="0"/>
+        <w:tblBorders>
+          <w:top w:val="single" w:sz="12" w:space="0" w:color="000000"/>
+          <w:left w:val="none" w:sz="0" w:space="0" w:color="auto"/>
+          <w:bottom w:val="single" w:sz="12" w:space="0" w:color="000000"/>
+          <w:right w:val="none" w:sz="0" w:space="0" w:color="auto"/>
+          <w:insideH w:val="none" w:sz="0" w:space="0" w:color="auto"/>
+          <w:insideV w:val="none" w:sz="0" w:space="0" w:color="auto"/>
+        </w:tblBorders>
         <w:tblLook w:firstRow="1" w:lastRow="0" w:firstColumn="0" w:lastColumn="0" w:noHBand="0" w:noVBand="0" w:val="0020"/>
       </w:tblPr>
       <w:tblGrid>
@@ -16298,7 +16486,11 @@
           <w:tblHeader w:val="on"/>
         </w:trPr>
         <w:tc>
-          <w:tcPr/>
+          <w:tcPr>
+            <w:tcBorders>
+              <w:bottom w:val="single" w:sz="8" w:space="0" w:color="000000"/>
+            </w:tcBorders>
+          </w:tcPr>
           <w:p>
             <w:pPr>
               <w:pStyle w:val="Compact"/>
@@ -16314,7 +16506,11 @@
           </w:p>
         </w:tc>
         <w:tc>
-          <w:tcPr/>
+          <w:tcPr>
+            <w:tcBorders>
+              <w:bottom w:val="single" w:sz="8" w:space="0" w:color="000000"/>
+            </w:tcBorders>
+          </w:tcPr>
           <w:p>
             <w:pPr>
               <w:pStyle w:val="Compact"/>
@@ -16330,7 +16526,11 @@
           </w:p>
         </w:tc>
         <w:tc>
-          <w:tcPr/>
+          <w:tcPr>
+            <w:tcBorders>
+              <w:bottom w:val="single" w:sz="8" w:space="0" w:color="000000"/>
+            </w:tcBorders>
+          </w:tcPr>
           <w:p>
             <w:pPr>
               <w:pStyle w:val="Compact"/>
@@ -21633,6 +21833,14 @@
         <w:tblStyle w:val="Table"/>
         <w:tblW w:type="pct" w:w="5000"/>
         <w:tblLayout w:type="fixed"/>
+        <w:tblBorders>
+          <w:top w:val="single" w:sz="12" w:space="0" w:color="000000"/>
+          <w:left w:val="none" w:sz="0" w:space="0" w:color="auto"/>
+          <w:bottom w:val="single" w:sz="12" w:space="0" w:color="000000"/>
+          <w:right w:val="none" w:sz="0" w:space="0" w:color="auto"/>
+          <w:insideH w:val="none" w:sz="0" w:space="0" w:color="auto"/>
+          <w:insideV w:val="none" w:sz="0" w:space="0" w:color="auto"/>
+        </w:tblBorders>
         <w:tblLook w:firstRow="1" w:lastRow="0" w:firstColumn="0" w:lastColumn="0" w:noHBand="0" w:noVBand="0" w:val="0020"/>
       </w:tblPr>
       <w:tblGrid>
@@ -21646,7 +21854,11 @@
           <w:tblHeader w:val="on"/>
         </w:trPr>
         <w:tc>
-          <w:tcPr/>
+          <w:tcPr>
+            <w:tcBorders>
+              <w:bottom w:val="single" w:sz="8" w:space="0" w:color="000000"/>
+            </w:tcBorders>
+          </w:tcPr>
           <w:p>
             <w:pPr>
               <w:pStyle w:val="Compact"/>
@@ -21655,7 +21867,11 @@
           </w:p>
         </w:tc>
         <w:tc>
-          <w:tcPr/>
+          <w:tcPr>
+            <w:tcBorders>
+              <w:bottom w:val="single" w:sz="8" w:space="0" w:color="000000"/>
+            </w:tcBorders>
+          </w:tcPr>
           <w:p>
             <w:pPr>
               <w:pStyle w:val="Compact"/>
@@ -21671,7 +21887,11 @@
           </w:p>
         </w:tc>
         <w:tc>
-          <w:tcPr/>
+          <w:tcPr>
+            <w:tcBorders>
+              <w:bottom w:val="single" w:sz="8" w:space="0" w:color="000000"/>
+            </w:tcBorders>
+          </w:tcPr>
           <w:p>
             <w:pPr>
               <w:pStyle w:val="Compact"/>
@@ -21687,7 +21907,11 @@
           </w:p>
         </w:tc>
         <w:tc>
-          <w:tcPr/>
+          <w:tcPr>
+            <w:tcBorders>
+              <w:bottom w:val="single" w:sz="8" w:space="0" w:color="000000"/>
+            </w:tcBorders>
+          </w:tcPr>
           <w:p>
             <w:pPr>
               <w:pStyle w:val="Compact"/>
@@ -22773,6 +22997,14 @@
       <w:tblPr>
         <w:tblStyle w:val="Table"/>
         <w:tblW w:type="auto" w:w="0"/>
+        <w:tblBorders>
+          <w:top w:val="single" w:sz="12" w:space="0" w:color="000000"/>
+          <w:left w:val="none" w:sz="0" w:space="0" w:color="auto"/>
+          <w:bottom w:val="single" w:sz="12" w:space="0" w:color="000000"/>
+          <w:right w:val="none" w:sz="0" w:space="0" w:color="auto"/>
+          <w:insideH w:val="none" w:sz="0" w:space="0" w:color="auto"/>
+          <w:insideV w:val="none" w:sz="0" w:space="0" w:color="auto"/>
+        </w:tblBorders>
         <w:tblLook w:firstRow="1" w:lastRow="0" w:firstColumn="0" w:lastColumn="0" w:noHBand="0" w:noVBand="0" w:val="0020"/>
       </w:tblPr>
       <w:tblGrid>
@@ -22789,7 +23021,11 @@
           <w:tblHeader w:val="on"/>
         </w:trPr>
         <w:tc>
-          <w:tcPr/>
+          <w:tcPr>
+            <w:tcBorders>
+              <w:bottom w:val="single" w:sz="8" w:space="0" w:color="000000"/>
+            </w:tcBorders>
+          </w:tcPr>
           <w:p>
             <w:pPr>
               <w:pStyle w:val="Compact"/>
@@ -22805,7 +23041,11 @@
           </w:p>
         </w:tc>
         <w:tc>
-          <w:tcPr/>
+          <w:tcPr>
+            <w:tcBorders>
+              <w:bottom w:val="single" w:sz="8" w:space="0" w:color="000000"/>
+            </w:tcBorders>
+          </w:tcPr>
           <w:p>
             <w:pPr>
               <w:pStyle w:val="Compact"/>
@@ -22821,7 +23061,11 @@
           </w:p>
         </w:tc>
         <w:tc>
-          <w:tcPr/>
+          <w:tcPr>
+            <w:tcBorders>
+              <w:bottom w:val="single" w:sz="8" w:space="0" w:color="000000"/>
+            </w:tcBorders>
+          </w:tcPr>
           <w:p>
             <w:pPr>
               <w:pStyle w:val="Compact"/>
@@ -22837,7 +23081,11 @@
           </w:p>
         </w:tc>
         <w:tc>
-          <w:tcPr/>
+          <w:tcPr>
+            <w:tcBorders>
+              <w:bottom w:val="single" w:sz="8" w:space="0" w:color="000000"/>
+            </w:tcBorders>
+          </w:tcPr>
           <w:p>
             <w:pPr>
               <w:pStyle w:val="Compact"/>
@@ -22853,7 +23101,11 @@
           </w:p>
         </w:tc>
         <w:tc>
-          <w:tcPr/>
+          <w:tcPr>
+            <w:tcBorders>
+              <w:bottom w:val="single" w:sz="8" w:space="0" w:color="000000"/>
+            </w:tcBorders>
+          </w:tcPr>
           <w:p>
             <w:pPr>
               <w:pStyle w:val="Compact"/>
@@ -22869,7 +23121,11 @@
           </w:p>
         </w:tc>
         <w:tc>
-          <w:tcPr/>
+          <w:tcPr>
+            <w:tcBorders>
+              <w:bottom w:val="single" w:sz="8" w:space="0" w:color="000000"/>
+            </w:tcBorders>
+          </w:tcPr>
           <w:p>
             <w:pPr>
               <w:pStyle w:val="Compact"/>
@@ -22885,7 +23141,11 @@
           </w:p>
         </w:tc>
         <w:tc>
-          <w:tcPr/>
+          <w:tcPr>
+            <w:tcBorders>
+              <w:bottom w:val="single" w:sz="8" w:space="0" w:color="000000"/>
+            </w:tcBorders>
+          </w:tcPr>
           <w:p>
             <w:pPr>
               <w:pStyle w:val="Compact"/>
@@ -47337,6 +47597,14 @@
       <w:tblPr>
         <w:tblStyle w:val="Table"/>
         <w:tblW w:type="auto" w:w="0"/>
+        <w:tblBorders>
+          <w:top w:val="single" w:sz="12" w:space="0" w:color="000000"/>
+          <w:left w:val="none" w:sz="0" w:space="0" w:color="auto"/>
+          <w:bottom w:val="single" w:sz="12" w:space="0" w:color="000000"/>
+          <w:right w:val="none" w:sz="0" w:space="0" w:color="auto"/>
+          <w:insideH w:val="none" w:sz="0" w:space="0" w:color="auto"/>
+          <w:insideV w:val="none" w:sz="0" w:space="0" w:color="auto"/>
+        </w:tblBorders>
         <w:tblLook w:firstRow="1" w:lastRow="0" w:firstColumn="0" w:lastColumn="0" w:noHBand="0" w:noVBand="0" w:val="0020"/>
       </w:tblPr>
       <w:tblGrid>
@@ -47351,7 +47619,11 @@
           <w:tblHeader w:val="on"/>
         </w:trPr>
         <w:tc>
-          <w:tcPr/>
+          <w:tcPr>
+            <w:tcBorders>
+              <w:bottom w:val="single" w:sz="8" w:space="0" w:color="000000"/>
+            </w:tcBorders>
+          </w:tcPr>
           <w:p>
             <w:pPr>
               <w:pStyle w:val="Compact"/>
@@ -47367,7 +47639,11 @@
           </w:p>
         </w:tc>
         <w:tc>
-          <w:tcPr/>
+          <w:tcPr>
+            <w:tcBorders>
+              <w:bottom w:val="single" w:sz="8" w:space="0" w:color="000000"/>
+            </w:tcBorders>
+          </w:tcPr>
           <w:p>
             <w:pPr>
               <w:pStyle w:val="Compact"/>
@@ -47383,7 +47659,11 @@
           </w:p>
         </w:tc>
         <w:tc>
-          <w:tcPr/>
+          <w:tcPr>
+            <w:tcBorders>
+              <w:bottom w:val="single" w:sz="8" w:space="0" w:color="000000"/>
+            </w:tcBorders>
+          </w:tcPr>
           <w:p>
             <w:pPr>
               <w:pStyle w:val="Compact"/>
@@ -47399,7 +47679,11 @@
           </w:p>
         </w:tc>
         <w:tc>
-          <w:tcPr/>
+          <w:tcPr>
+            <w:tcBorders>
+              <w:bottom w:val="single" w:sz="8" w:space="0" w:color="000000"/>
+            </w:tcBorders>
+          </w:tcPr>
           <w:p>
             <w:pPr>
               <w:pStyle w:val="Compact"/>
@@ -47415,7 +47699,11 @@
           </w:p>
         </w:tc>
         <w:tc>
-          <w:tcPr/>
+          <w:tcPr>
+            <w:tcBorders>
+              <w:bottom w:val="single" w:sz="8" w:space="0" w:color="000000"/>
+            </w:tcBorders>
+          </w:tcPr>
           <w:p>
             <w:pPr>
               <w:pStyle w:val="Compact"/>
@@ -48710,6 +48998,14 @@
       <w:tblPr>
         <w:tblStyle w:val="Table"/>
         <w:tblW w:type="auto" w:w="0"/>
+        <w:tblBorders>
+          <w:top w:val="single" w:sz="12" w:space="0" w:color="000000"/>
+          <w:left w:val="none" w:sz="0" w:space="0" w:color="auto"/>
+          <w:bottom w:val="single" w:sz="12" w:space="0" w:color="000000"/>
+          <w:right w:val="none" w:sz="0" w:space="0" w:color="auto"/>
+          <w:insideH w:val="none" w:sz="0" w:space="0" w:color="auto"/>
+          <w:insideV w:val="none" w:sz="0" w:space="0" w:color="auto"/>
+        </w:tblBorders>
         <w:tblLook w:firstRow="1" w:lastRow="0" w:firstColumn="0" w:lastColumn="0" w:noHBand="0" w:noVBand="0" w:val="0020"/>
       </w:tblPr>
       <w:tblGrid>
@@ -48722,7 +49018,11 @@
           <w:tblHeader w:val="on"/>
         </w:trPr>
         <w:tc>
-          <w:tcPr/>
+          <w:tcPr>
+            <w:tcBorders>
+              <w:bottom w:val="single" w:sz="8" w:space="0" w:color="000000"/>
+            </w:tcBorders>
+          </w:tcPr>
           <w:p>
             <w:pPr>
               <w:pStyle w:val="Compact"/>
@@ -48738,7 +49038,11 @@
           </w:p>
         </w:tc>
         <w:tc>
-          <w:tcPr/>
+          <w:tcPr>
+            <w:tcBorders>
+              <w:bottom w:val="single" w:sz="8" w:space="0" w:color="000000"/>
+            </w:tcBorders>
+          </w:tcPr>
           <w:p>
             <w:pPr>
               <w:pStyle w:val="Compact"/>
@@ -48754,7 +49058,11 @@
           </w:p>
         </w:tc>
         <w:tc>
-          <w:tcPr/>
+          <w:tcPr>
+            <w:tcBorders>
+              <w:bottom w:val="single" w:sz="8" w:space="0" w:color="000000"/>
+            </w:tcBorders>
+          </w:tcPr>
           <w:p>
             <w:pPr>
               <w:pStyle w:val="Compact"/>
@@ -51702,7 +52010,7 @@
     <ns0:rPr>
       <ns0:rFonts ns0:ascii="Times New Roman" ns0:cs="Times New Roman" ns0:eastAsia="SimHei" ns0:hAnsi="Times New Roman"/>
       <ns0:b/>
-      <ns0:color ns0:val="17324D"/>
+      <ns0:color ns0:val="000000"/>
       <ns0:sz ns0:val="44"/>
       <ns0:szCs ns0:val="56"/>
     </ns0:rPr>
@@ -51844,7 +52152,7 @@
     <ns0:rPr>
       <ns0:rFonts ns0:ascii="Times New Roman" ns0:cs="Times New Roman" ns0:eastAsia="SimHei" ns0:hAnsi="Times New Roman"/>
       <ns0:b/>
-      <ns0:color ns0:val="17324D"/>
+      <ns0:color ns0:val="000000"/>
       <ns0:sz ns0:val="32"/>
       <ns0:szCs ns0:val="40"/>
     </ns0:rPr>
@@ -51868,7 +52176,7 @@
     <ns0:rPr>
       <ns0:rFonts ns0:ascii="Times New Roman" ns0:cs="Times New Roman" ns0:eastAsia="SimHei" ns0:hAnsi="Times New Roman"/>
       <ns0:b/>
-      <ns0:color ns0:val="17324D"/>
+      <ns0:color ns0:val="000000"/>
       <ns0:sz ns0:val="28"/>
       <ns0:szCs ns0:val="32"/>
     </ns0:rPr>
@@ -51892,7 +52200,7 @@
     <ns0:rPr>
       <ns0:rFonts ns0:ascii="Times New Roman" ns0:cs="Times New Roman" ns0:eastAsia="SimHei" ns0:hAnsi="Times New Roman"/>
       <ns0:b/>
-      <ns0:color ns0:val="17324D"/>
+      <ns0:color ns0:val="000000"/>
       <ns0:sz ns0:val="25"/>
       <ns0:szCs ns0:val="28"/>
     </ns0:rPr>
